--- a/deliverables/2026_산자부_마스터연구노트_No2_1일2회교반실증_D2O.docx
+++ b/deliverables/2026_산자부_마스터연구노트_No2_1일2회교반실증_D2O.docx
@@ -658,7 +658,7 @@
           <w:b/>
           <w:sz w:val="20"/>
         </w:rPr>
-        <w:t>4. 우사 구조별 고려사항 — 수동 교반 단계에서 확보할 것</w:t>
+        <w:t>4. 자율주행 교반장치 요구사항 (실증지·수요자 관점)</w:t>
         <w:tab/>
         <w:t>5</w:t>
       </w:r>
@@ -717,7 +717,7 @@
         </w:rPr>
         <w:t>7. 데이터 관리 · 역할 · 안전</w:t>
         <w:tab/>
-        <w:t>6</w:t>
+        <w:t>7</w:t>
       </w:r>
     </w:p>
     <w:p>
@@ -1545,7 +1545,7 @@
           <w:b w:val="0"/>
           <w:sz w:val="20"/>
         </w:rPr>
-        <w:t>목적: 1차 시제품(갈전구리) 투입 전에, 동일 우사·동일 깔개 조건에서 사람(56 HP 트랙터 + 로터리)의 1일 2회 교반 작업을 표준화하여 기준선(대조군) 데이터를 확보한다. 2차년도 로봇 실증 시 같은 지표·같은 측정법으로 비교하여 노동력 절감·작업 품질·축사 환경 개선 효과를 입증하는 근거로 삼는다.</w:t>
+        <w:t>목적: 1차 시제품(갈전구리) 투입 전에, 동일 우사·동일 깔개 조건에서 사람(56 HP 트랙터 + 로터리)의 1일 2회 교반 작업을 표준화하여 기준선(대조군) 데이터를 확보한다. 2차년도에 충남대·GMW가 제작한 자율주행 교반장치를 같은 지표·같은 측정법으로 실증·비교하여 노동력 절감·작업 품질·축사 환경 개선 효과를 입증하는 근거로 삼는다.</w:t>
       </w:r>
     </w:p>
     <w:p>
@@ -1635,7 +1635,7 @@
                 <w:b/>
                 <w:sz w:val="17"/>
               </w:rPr>
-              <w:t>1차년도 계획서 목표(로봇)</w:t>
+              <w:t>계획서 목표 / 요구사항</w:t>
             </w:r>
           </w:p>
         </w:tc>
@@ -1968,7 +1968,7 @@
                 <w:b w:val="0"/>
                 <w:sz w:val="17"/>
               </w:rPr>
-              <w:t>수동은 경로 형태만 기록</w:t>
+              <w:t>장치 성능 측정은 개발기관, D2O는 현장 확인</w:t>
             </w:r>
           </w:p>
         </w:tc>
@@ -2027,7 +2027,7 @@
                 <w:b w:val="0"/>
                 <w:sz w:val="17"/>
               </w:rPr>
-              <w:t>가축 인식·정지/회피</w:t>
+              <w:t>소와 접촉 0건 (요구사항 R3)</w:t>
             </w:r>
           </w:p>
         </w:tc>
@@ -2046,7 +2046,7 @@
                 <w:b w:val="0"/>
                 <w:sz w:val="17"/>
               </w:rPr>
-              <w:t>안전 요구사양 근거</w:t>
+              <w:t>실증지 판정 핵심</w:t>
             </w:r>
           </w:p>
         </w:tc>
@@ -3436,7 +3436,7 @@
           <w:b/>
           <w:sz w:val="26"/>
         </w:rPr>
-        <w:t>4. 우사 구조별 고려사항 — 수동 교반 단계에서 확보할 것</w:t>
+        <w:t>4. 자율주행 교반장치 요구사항 (실증지·수요자 관점)</w:t>
       </w:r>
     </w:p>
     <w:p>
@@ -3449,7 +3449,7 @@
           <w:b w:val="0"/>
           <w:sz w:val="19"/>
         </w:rPr>
-        <w:t>로봇은 사람이 '감각으로' 처리하던 판단을 모두 수치·규칙으로 받아야 한다. 수동 교반 기간에 아래 항목을 기록해 두어야 충남대(자율주행·경로)·GMW(차체·작업기) 설계 입력값이 된다.</w:t>
+        <w:t>역할 구분: 교반장치의 기계·센서·자율주행 기술(차체, 작업기, 동력, 위치인식, 제어)은 충남대학교와 ㈜GMW가 개발한다. ㈜D2O는 실증지로서 '우리 우사에서 이 장치가 무엇을 해내야 하는가(요구사항)'와 '실증지에서 그것을 어떻게 확인하는가(확인 방법)'를 정의하고, 수동 교반 기준선과 비교해 판정한다. 구현 방식은 요구하지 않는다.</w:t>
       </w:r>
     </w:p>
     <w:tbl>
@@ -3469,7 +3469,7 @@
       <w:tr>
         <w:tc>
           <w:tcPr>
-            <w:tcW w:type="dxa" w:w="1474"/>
+            <w:tcW w:type="dxa" w:w="567"/>
             <w:shd w:val="clear" w:color="auto" w:fill="EDEDED"/>
           </w:tcPr>
           <w:p>
@@ -3484,7 +3484,28 @@
                 <w:b/>
                 <w:sz w:val="16"/>
               </w:rPr>
-              <w:t>구분</w:t>
+              <w:t>ID</w:t>
+            </w:r>
+          </w:p>
+        </w:tc>
+        <w:tc>
+          <w:tcPr>
+            <w:tcW w:type="dxa" w:w="3175"/>
+            <w:shd w:val="clear" w:color="auto" w:fill="EDEDED"/>
+          </w:tcPr>
+          <w:p>
+            <w:pPr>
+              <w:spacing w:after="20" w:line="252" w:lineRule="auto"/>
+              <w:jc w:val="center"/>
+            </w:pPr>
+            <w:r/>
+            <w:r>
+              <w:rPr>
+                <w:rFonts w:ascii="맑은 고딕" w:hAnsi="맑은 고딕" w:eastAsia="맑은 고딕"/>
+                <w:b/>
+                <w:sz w:val="16"/>
+              </w:rPr>
+              <w:t>요구사항 (장치가 해내야 할 것)</w:t>
             </w:r>
           </w:p>
         </w:tc>
@@ -3505,13 +3526,13 @@
                 <w:b/>
                 <w:sz w:val="16"/>
               </w:rPr>
-              <w:t>현장 조건</w:t>
-            </w:r>
-          </w:p>
-        </w:tc>
-        <w:tc>
-          <w:tcPr>
-            <w:tcW w:type="dxa" w:w="2835"/>
+              <w:t>우리 우사 조건 (근거)</w:t>
+            </w:r>
+          </w:p>
+        </w:tc>
+        <w:tc>
+          <w:tcPr>
+            <w:tcW w:type="dxa" w:w="3288"/>
             <w:shd w:val="clear" w:color="auto" w:fill="EDEDED"/>
           </w:tcPr>
           <w:p>
@@ -3526,28 +3547,7 @@
                 <w:b/>
                 <w:sz w:val="16"/>
               </w:rPr>
-              <w:t>수동 교반 중 기록할 것</w:t>
-            </w:r>
-          </w:p>
-        </w:tc>
-        <w:tc>
-          <w:tcPr>
-            <w:tcW w:type="dxa" w:w="2721"/>
-            <w:shd w:val="clear" w:color="auto" w:fill="EDEDED"/>
-          </w:tcPr>
-          <w:p>
-            <w:pPr>
-              <w:spacing w:after="20" w:line="252" w:lineRule="auto"/>
-              <w:jc w:val="center"/>
-            </w:pPr>
-            <w:r/>
-            <w:r>
-              <w:rPr>
-                <w:rFonts w:ascii="맑은 고딕" w:hAnsi="맑은 고딕" w:eastAsia="맑은 고딕"/>
-                <w:b/>
-                <w:sz w:val="16"/>
-              </w:rPr>
-              <w:t>로봇 설계 반영 (전달처)</w:t>
+              <w:t>실증지 확인 방법 · 수동 기준선 비교</w:t>
             </w:r>
           </w:p>
         </w:tc>
@@ -3555,11 +3555,12 @@
       <w:tr>
         <w:tc>
           <w:tcPr>
-            <w:tcW w:type="dxa" w:w="1474"/>
-          </w:tcPr>
-          <w:p>
-            <w:pPr>
-              <w:spacing w:after="20" w:line="252" w:lineRule="auto"/>
+            <w:tcW w:type="dxa" w:w="567"/>
+          </w:tcPr>
+          <w:p>
+            <w:pPr>
+              <w:spacing w:after="20" w:line="252" w:lineRule="auto"/>
+              <w:jc w:val="center"/>
             </w:pPr>
             <w:r/>
             <w:r>
@@ -3568,7 +3569,26 @@
                 <w:b w:val="0"/>
                 <w:sz w:val="16"/>
               </w:rPr>
-              <w:t>① 동적 장애물(소)</w:t>
+              <w:t>R1</w:t>
+            </w:r>
+          </w:p>
+        </w:tc>
+        <w:tc>
+          <w:tcPr>
+            <w:tcW w:type="dxa" w:w="3175"/>
+          </w:tcPr>
+          <w:p>
+            <w:pPr>
+              <w:spacing w:after="20" w:line="252" w:lineRule="auto"/>
+            </w:pPr>
+            <w:r/>
+            <w:r>
+              <w:rPr>
+                <w:rFonts w:ascii="맑은 고딕" w:hAnsi="맑은 고딕" w:eastAsia="맑은 고딕"/>
+                <w:b w:val="0"/>
+                <w:sz w:val="16"/>
+              </w:rPr>
+              <w:t>두 동 휴식 공간 전체를 교반한다 — 미작업 비율 10 % 이하 (계획서 목표)</w:t>
             </w:r>
           </w:p>
         </w:tc>
@@ -3587,13 +3607,13 @@
                 <w:b w:val="0"/>
                 <w:sz w:val="16"/>
               </w:rPr>
-              <w:t>로봇착유(자율 착유)로 소가 24시간 깔개 위에서 휴식·이동. 착유우 30두 / 건유·육성우 약 35두</w:t>
-            </w:r>
-          </w:p>
-        </w:tc>
-        <w:tc>
-          <w:tcPr>
-            <w:tcW w:type="dxa" w:w="2835"/>
+              <w:t>건유·육성우동 850 m² + 착유장 518 m² = 1,368 m²</w:t>
+            </w:r>
+          </w:p>
+        </w:tc>
+        <w:tc>
+          <w:tcPr>
+            <w:tcW w:type="dxa" w:w="3288"/>
           </w:tcPr>
           <w:p>
             <w:pPr>
@@ -3606,26 +3626,7 @@
                 <w:b w:val="0"/>
                 <w:sz w:val="16"/>
               </w:rPr>
-              <w:t>회차별 회피 정지 횟수, 소가 몰리는 위치·시간대, 소 반응(일어남·도주)</w:t>
-            </w:r>
-          </w:p>
-        </w:tc>
-        <w:tc>
-          <w:tcPr>
-            <w:tcW w:type="dxa" w:w="2721"/>
-          </w:tcPr>
-          <w:p>
-            <w:pPr>
-              <w:spacing w:after="20" w:line="252" w:lineRule="auto"/>
-            </w:pPr>
-            <w:r/>
-            <w:r>
-              <w:rPr>
-                <w:rFonts w:ascii="맑은 고딕" w:hAnsi="맑은 고딕" w:eastAsia="맑은 고딕"/>
-                <w:b w:val="0"/>
-                <w:sz w:val="16"/>
-              </w:rPr>
-              <w:t>가축 인식·저속·정지·우회, 안전거리 (충남대)</w:t>
+              <w:t>작업 후 미교반 구간 약도·면적 → 수동 미작업률과 비교</w:t>
             </w:r>
           </w:p>
         </w:tc>
@@ -3633,11 +3634,12 @@
       <w:tr>
         <w:tc>
           <w:tcPr>
-            <w:tcW w:type="dxa" w:w="1474"/>
-          </w:tcPr>
-          <w:p>
-            <w:pPr>
-              <w:spacing w:after="20" w:line="252" w:lineRule="auto"/>
+            <w:tcW w:type="dxa" w:w="567"/>
+          </w:tcPr>
+          <w:p>
+            <w:pPr>
+              <w:spacing w:after="20" w:line="252" w:lineRule="auto"/>
+              <w:jc w:val="center"/>
             </w:pPr>
             <w:r/>
             <w:r>
@@ -3646,7 +3648,26 @@
                 <w:b w:val="0"/>
                 <w:sz w:val="16"/>
               </w:rPr>
-              <w:t>② 기둥(정적 장애물)</w:t>
+              <w:t>R2</w:t>
+            </w:r>
+          </w:p>
+        </w:tc>
+        <w:tc>
+          <w:tcPr>
+            <w:tcW w:type="dxa" w:w="3175"/>
+          </w:tcPr>
+          <w:p>
+            <w:pPr>
+              <w:spacing w:after="20" w:line="252" w:lineRule="auto"/>
+            </w:pPr>
+            <w:r/>
+            <w:r>
+              <w:rPr>
+                <w:rFonts w:ascii="맑은 고딕" w:hAnsi="맑은 고딕" w:eastAsia="맑은 고딕"/>
+                <w:b w:val="0"/>
+                <w:sz w:val="16"/>
+              </w:rPr>
+              <w:t>들어가면 안 되는 곳에 들어가지 않는다</w:t>
             </w:r>
           </w:p>
         </w:tc>
@@ -3665,13 +3686,13 @@
                 <w:b w:val="0"/>
                 <w:sz w:val="16"/>
               </w:rPr>
-              <w:t>10 m × 5 m 격자, 중간 기둥 열이 휴식 공간 관통</w:t>
-            </w:r>
-          </w:p>
-        </w:tc>
-        <w:tc>
-          <w:tcPr>
-            <w:tcW w:type="dxa" w:w="2835"/>
+              <w:t>로봇착유기실, 착유 대기·이동 통로, 사조·급수 통로(무깔짚)</w:t>
+            </w:r>
+          </w:p>
+        </w:tc>
+        <w:tc>
+          <w:tcPr>
+            <w:tcW w:type="dxa" w:w="3288"/>
           </w:tcPr>
           <w:p>
             <w:pPr>
@@ -3684,26 +3705,7 @@
                 <w:b w:val="0"/>
                 <w:sz w:val="16"/>
               </w:rPr>
-              <w:t>기둥 주변 미교반 폭(cm), 기둥 근접 시 조향 방식</w:t>
-            </w:r>
-          </w:p>
-        </w:tc>
-        <w:tc>
-          <w:tcPr>
-            <w:tcW w:type="dxa" w:w="2721"/>
-          </w:tcPr>
-          <w:p>
-            <w:pPr>
-              <w:spacing w:after="20" w:line="252" w:lineRule="auto"/>
-            </w:pPr>
-            <w:r/>
-            <w:r>
-              <w:rPr>
-                <w:rFonts w:ascii="맑은 고딕" w:hAnsi="맑은 고딕" w:eastAsia="맑은 고딕"/>
-                <w:b w:val="0"/>
-                <w:sz w:val="16"/>
-              </w:rPr>
-              <w:t>베이 단위 경로 분할, 근접 교반 (충남대·GMW)</w:t>
+              <w:t>실증 회차마다 진입 여부 관찰 기록 (1회라도 진입 시 부적합)</w:t>
             </w:r>
           </w:p>
         </w:tc>
@@ -3711,11 +3713,12 @@
       <w:tr>
         <w:tc>
           <w:tcPr>
-            <w:tcW w:type="dxa" w:w="1474"/>
-          </w:tcPr>
-          <w:p>
-            <w:pPr>
-              <w:spacing w:after="20" w:line="252" w:lineRule="auto"/>
+            <w:tcW w:type="dxa" w:w="567"/>
+          </w:tcPr>
+          <w:p>
+            <w:pPr>
+              <w:spacing w:after="20" w:line="252" w:lineRule="auto"/>
+              <w:jc w:val="center"/>
             </w:pPr>
             <w:r/>
             <w:r>
@@ -3724,7 +3727,26 @@
                 <w:b w:val="0"/>
                 <w:sz w:val="16"/>
               </w:rPr>
-              <w:t>③ 회전·끝단</w:t>
+              <w:t>R3</w:t>
+            </w:r>
+          </w:p>
+        </w:tc>
+        <w:tc>
+          <w:tcPr>
+            <w:tcW w:type="dxa" w:w="3175"/>
+          </w:tcPr>
+          <w:p>
+            <w:pPr>
+              <w:spacing w:after="20" w:line="252" w:lineRule="auto"/>
+            </w:pPr>
+            <w:r/>
+            <w:r>
+              <w:rPr>
+                <w:rFonts w:ascii="맑은 고딕" w:hAnsi="맑은 고딕" w:eastAsia="맑은 고딕"/>
+                <w:b w:val="0"/>
+                <w:sz w:val="16"/>
+              </w:rPr>
+              <w:t>소가 깔개 위에 있는 상태에서 소와 부딪히지 않고 작업한다 — 소가 있으면 멈추거나 비켜 간다</w:t>
             </w:r>
           </w:p>
         </w:tc>
@@ -3743,13 +3765,13 @@
                 <w:b w:val="0"/>
                 <w:sz w:val="16"/>
               </w:rPr>
-              <w:t>건유·육성우동 폭 17 m, 착유장 14 m, 끝단은 외벽·급수조</w:t>
-            </w:r>
-          </w:p>
-        </w:tc>
-        <w:tc>
-          <w:tcPr>
-            <w:tcW w:type="dxa" w:w="2835"/>
+              <w:t>로봇착유로 소가 24시간 깔개 위 휴식·이동 (착유우 30두, 건유·육성우 약 35두)</w:t>
+            </w:r>
+          </w:p>
+        </w:tc>
+        <w:tc>
+          <w:tcPr>
+            <w:tcW w:type="dxa" w:w="3288"/>
           </w:tcPr>
           <w:p>
             <w:pPr>
@@ -3762,26 +3784,7 @@
                 <w:b w:val="0"/>
                 <w:sz w:val="16"/>
               </w:rPr>
-              <w:t>회전 방식(유턴/전후진), 실측 회전반경, 끝단 미교반 폭</w:t>
-            </w:r>
-          </w:p>
-        </w:tc>
-        <w:tc>
-          <w:tcPr>
-            <w:tcW w:type="dxa" w:w="2721"/>
-          </w:tcPr>
-          <w:p>
-            <w:pPr>
-              <w:spacing w:after="20" w:line="252" w:lineRule="auto"/>
-            </w:pPr>
-            <w:r/>
-            <w:r>
-              <w:rPr>
-                <w:rFonts w:ascii="맑은 고딕" w:hAnsi="맑은 고딕" w:eastAsia="맑은 고딕"/>
-                <w:b w:val="0"/>
-                <w:sz w:val="16"/>
-              </w:rPr>
-              <w:t>최소 회전반경·차체 크기 (GMW)</w:t>
+              <w:t>접촉 0건, 정지·우회 횟수, 소 반응(일어남·도주) → 수동 교반 시 소 반응과 비교</w:t>
             </w:r>
           </w:p>
         </w:tc>
@@ -3789,11 +3792,12 @@
       <w:tr>
         <w:tc>
           <w:tcPr>
-            <w:tcW w:type="dxa" w:w="1474"/>
-          </w:tcPr>
-          <w:p>
-            <w:pPr>
-              <w:spacing w:after="20" w:line="252" w:lineRule="auto"/>
+            <w:tcW w:type="dxa" w:w="567"/>
+          </w:tcPr>
+          <w:p>
+            <w:pPr>
+              <w:spacing w:after="20" w:line="252" w:lineRule="auto"/>
+              <w:jc w:val="center"/>
             </w:pPr>
             <w:r/>
             <w:r>
@@ -3802,7 +3806,26 @@
                 <w:b w:val="0"/>
                 <w:sz w:val="16"/>
               </w:rPr>
-              <w:t>④ 동 간 이동</w:t>
+              <w:t>R4</w:t>
+            </w:r>
+          </w:p>
+        </w:tc>
+        <w:tc>
+          <w:tcPr>
+            <w:tcW w:type="dxa" w:w="3175"/>
+          </w:tcPr>
+          <w:p>
+            <w:pPr>
+              <w:spacing w:after="20" w:line="252" w:lineRule="auto"/>
+            </w:pPr>
+            <w:r/>
+            <w:r>
+              <w:rPr>
+                <w:rFonts w:ascii="맑은 고딕" w:hAnsi="맑은 고딕" w:eastAsia="맑은 고딕"/>
+                <w:b w:val="0"/>
+                <w:sz w:val="16"/>
+              </w:rPr>
+              <w:t>기둥에 부딪히지 않고 기둥 주변까지 교반한다</w:t>
             </w:r>
           </w:p>
         </w:tc>
@@ -3821,13 +3844,13 @@
                 <w:b w:val="0"/>
                 <w:sz w:val="16"/>
               </w:rPr>
-              <w:t>트랙터 대기실(건유·육성우동 서측) → 복도 → 착유장</w:t>
-            </w:r>
-          </w:p>
-        </w:tc>
-        <w:tc>
-          <w:tcPr>
-            <w:tcW w:type="dxa" w:w="2835"/>
+              <w:t>10 m × 5 m 간격 기둥, 중간 기둥 열이 휴식 공간 관통</w:t>
+            </w:r>
+          </w:p>
+        </w:tc>
+        <w:tc>
+          <w:tcPr>
+            <w:tcW w:type="dxa" w:w="3288"/>
           </w:tcPr>
           <w:p>
             <w:pPr>
@@ -3840,26 +3863,7 @@
                 <w:b w:val="0"/>
                 <w:sz w:val="16"/>
               </w:rPr>
-              <w:t>이동 경로·소요시간, 복도 소 통행 충돌</w:t>
-            </w:r>
-          </w:p>
-        </w:tc>
-        <w:tc>
-          <w:tcPr>
-            <w:tcW w:type="dxa" w:w="2721"/>
-          </w:tcPr>
-          <w:p>
-            <w:pPr>
-              <w:spacing w:after="20" w:line="252" w:lineRule="auto"/>
-            </w:pPr>
-            <w:r/>
-            <w:r>
-              <w:rPr>
-                <w:rFonts w:ascii="맑은 고딕" w:hAnsi="맑은 고딕" w:eastAsia="맑은 고딕"/>
-                <w:b w:val="0"/>
-                <w:sz w:val="16"/>
-              </w:rPr>
-              <w:t>동 간 이동 경로·출입 통제 (충남대)</w:t>
+              <w:t>기둥 접촉 0건, 기둥 주변 미교반 폭(cm) → 수동과 비교</w:t>
             </w:r>
           </w:p>
         </w:tc>
@@ -3867,11 +3871,12 @@
       <w:tr>
         <w:tc>
           <w:tcPr>
-            <w:tcW w:type="dxa" w:w="1474"/>
-          </w:tcPr>
-          <w:p>
-            <w:pPr>
-              <w:spacing w:after="20" w:line="252" w:lineRule="auto"/>
+            <w:tcW w:type="dxa" w:w="567"/>
+          </w:tcPr>
+          <w:p>
+            <w:pPr>
+              <w:spacing w:after="20" w:line="252" w:lineRule="auto"/>
+              <w:jc w:val="center"/>
             </w:pPr>
             <w:r/>
             <w:r>
@@ -3880,7 +3885,26 @@
                 <w:b w:val="0"/>
                 <w:sz w:val="16"/>
               </w:rPr>
-              <w:t>⑤ 진입 금지</w:t>
+              <w:t>R5</w:t>
+            </w:r>
+          </w:p>
+        </w:tc>
+        <w:tc>
+          <w:tcPr>
+            <w:tcW w:type="dxa" w:w="3175"/>
+          </w:tcPr>
+          <w:p>
+            <w:pPr>
+              <w:spacing w:after="20" w:line="252" w:lineRule="auto"/>
+            </w:pPr>
+            <w:r/>
+            <w:r>
+              <w:rPr>
+                <w:rFonts w:ascii="맑은 고딕" w:hAnsi="맑은 고딕" w:eastAsia="맑은 고딕"/>
+                <w:b w:val="0"/>
+                <w:sz w:val="16"/>
+              </w:rPr>
+              <w:t>현행 트랙터 교반과 같거나 더 나은 깔개 상태를 만든다 — 교반 깊이 오차 20 mm 이내 (계획서 목표)</w:t>
             </w:r>
           </w:p>
         </w:tc>
@@ -3899,13 +3923,13 @@
                 <w:b w:val="0"/>
                 <w:sz w:val="16"/>
               </w:rPr>
-              <w:t>로봇착유기실, 착유 대기·이동 통로, 사조·급수 통로</w:t>
-            </w:r>
-          </w:p>
-        </w:tc>
-        <w:tc>
-          <w:tcPr>
-            <w:tcW w:type="dxa" w:w="2835"/>
+              <w:t>톱밥+피트모스 깔개 60 cm 이상</w:t>
+            </w:r>
+          </w:p>
+        </w:tc>
+        <w:tc>
+          <w:tcPr>
+            <w:tcW w:type="dxa" w:w="3288"/>
           </w:tcPr>
           <w:p>
             <w:pPr>
@@ -3918,26 +3942,7 @@
                 <w:b w:val="0"/>
                 <w:sz w:val="16"/>
               </w:rPr>
-              <w:t>실제 경계선 실측, 소 대기열 발생 위치</w:t>
-            </w:r>
-          </w:p>
-        </w:tc>
-        <w:tc>
-          <w:tcPr>
-            <w:tcW w:type="dxa" w:w="2721"/>
-          </w:tcPr>
-          <w:p>
-            <w:pPr>
-              <w:spacing w:after="20" w:line="252" w:lineRule="auto"/>
-            </w:pPr>
-            <w:r/>
-            <w:r>
-              <w:rPr>
-                <w:rFonts w:ascii="맑은 고딕" w:hAnsi="맑은 고딕" w:eastAsia="맑은 고딕"/>
-                <w:b w:val="0"/>
-                <w:sz w:val="16"/>
-              </w:rPr>
-              <w:t>지오펜스(가상 울타리) 좌표 (충남대)</w:t>
+              <w:t>교반 후 수분·덩어리·냄새 등급, 깊이 실측 → 수동 교반 직후 값과 비교</w:t>
             </w:r>
           </w:p>
         </w:tc>
@@ -3945,11 +3950,12 @@
       <w:tr>
         <w:tc>
           <w:tcPr>
-            <w:tcW w:type="dxa" w:w="1474"/>
-          </w:tcPr>
-          <w:p>
-            <w:pPr>
-              <w:spacing w:after="20" w:line="252" w:lineRule="auto"/>
+            <w:tcW w:type="dxa" w:w="567"/>
+          </w:tcPr>
+          <w:p>
+            <w:pPr>
+              <w:spacing w:after="20" w:line="252" w:lineRule="auto"/>
+              <w:jc w:val="center"/>
             </w:pPr>
             <w:r/>
             <w:r>
@@ -3958,7 +3964,43 @@
                 <w:b w:val="0"/>
                 <w:sz w:val="16"/>
               </w:rPr>
-              <w:t>⑥ 깔개 물성</w:t>
+              <w:t>R6</w:t>
+            </w:r>
+          </w:p>
+        </w:tc>
+        <w:tc>
+          <w:tcPr>
+            <w:tcW w:type="dxa" w:w="3175"/>
+          </w:tcPr>
+          <w:p>
+            <w:pPr>
+              <w:spacing w:after="20" w:line="252" w:lineRule="auto"/>
+            </w:pPr>
+            <w:r/>
+            <w:r>
+              <w:rPr>
+                <w:rFonts w:ascii="맑은 고딕" w:hAnsi="맑은 고딕" w:eastAsia="맑은 고딕"/>
+                <w:b w:val="0"/>
+                <w:sz w:val="16"/>
+              </w:rPr>
+              <w:t xml:space="preserve">1회 교반을 목장 일과 안에 끝낸다 — 1회 </w:t>
+            </w:r>
+            <w:r>
+              <w:rPr>
+                <w:rFonts w:ascii="맑은 고딕" w:hAnsi="맑은 고딕" w:eastAsia="맑은 고딕"/>
+                <w:b w:val="0"/>
+                <w:color w:val="C00000"/>
+                <w:sz w:val="16"/>
+              </w:rPr>
+              <w:t>〔 〕</w:t>
+            </w:r>
+            <w:r>
+              <w:rPr>
+                <w:rFonts w:ascii="맑은 고딕" w:hAnsi="맑은 고딕" w:eastAsia="맑은 고딕"/>
+                <w:b w:val="0"/>
+                <w:sz w:val="16"/>
+              </w:rPr>
+              <w:t>분 이내 (수동 기준선으로 확정)</w:t>
             </w:r>
           </w:p>
         </w:tc>
@@ -3977,13 +4019,13 @@
                 <w:b w:val="0"/>
                 <w:sz w:val="16"/>
               </w:rPr>
-              <w:t>톱밥+피트모스 60 cm 이상, 연약·불균일 지반</w:t>
-            </w:r>
-          </w:p>
-        </w:tc>
-        <w:tc>
-          <w:tcPr>
-            <w:tcW w:type="dxa" w:w="2835"/>
+              <w:t>아침·저녁 1일 2회, 착유·급이·통로 분뇨 배출과 겹치지 않아야 함</w:t>
+            </w:r>
+          </w:p>
+        </w:tc>
+        <w:tc>
+          <w:tcPr>
+            <w:tcW w:type="dxa" w:w="3288"/>
           </w:tcPr>
           <w:p>
             <w:pPr>
@@ -3996,26 +4038,7 @@
                 <w:b w:val="0"/>
                 <w:sz w:val="16"/>
               </w:rPr>
-              <w:t>두께, 수분, 덩어리·과습 구역, 바퀴 침하·슬립</w:t>
-            </w:r>
-          </w:p>
-        </w:tc>
-        <w:tc>
-          <w:tcPr>
-            <w:tcW w:type="dxa" w:w="2721"/>
-          </w:tcPr>
-          <w:p>
-            <w:pPr>
-              <w:spacing w:after="20" w:line="252" w:lineRule="auto"/>
-            </w:pPr>
-            <w:r/>
-            <w:r>
-              <w:rPr>
-                <w:rFonts w:ascii="맑은 고딕" w:hAnsi="맑은 고딕" w:eastAsia="맑은 고딕"/>
-                <w:b w:val="0"/>
-                <w:sz w:val="16"/>
-              </w:rPr>
-              <w:t>구동부·지상고·견인력 (GMW)</w:t>
+              <w:t>회차별 소요시간 → 수동 소요시간과 비교, 작업능률(m²/hr) 계획서 목표 1,500</w:t>
             </w:r>
           </w:p>
         </w:tc>
@@ -4023,11 +4046,12 @@
       <w:tr>
         <w:tc>
           <w:tcPr>
-            <w:tcW w:type="dxa" w:w="1474"/>
-          </w:tcPr>
-          <w:p>
-            <w:pPr>
-              <w:spacing w:after="20" w:line="252" w:lineRule="auto"/>
+            <w:tcW w:type="dxa" w:w="567"/>
+          </w:tcPr>
+          <w:p>
+            <w:pPr>
+              <w:spacing w:after="20" w:line="252" w:lineRule="auto"/>
+              <w:jc w:val="center"/>
             </w:pPr>
             <w:r/>
             <w:r>
@@ -4036,7 +4060,26 @@
                 <w:b w:val="0"/>
                 <w:sz w:val="16"/>
               </w:rPr>
-              <w:t>⑦ 작업기 부하</w:t>
+              <w:t>R7</w:t>
+            </w:r>
+          </w:p>
+        </w:tc>
+        <w:tc>
+          <w:tcPr>
+            <w:tcW w:type="dxa" w:w="3175"/>
+          </w:tcPr>
+          <w:p>
+            <w:pPr>
+              <w:spacing w:after="20" w:line="252" w:lineRule="auto"/>
+            </w:pPr>
+            <w:r/>
+            <w:r>
+              <w:rPr>
+                <w:rFonts w:ascii="맑은 고딕" w:hAnsi="맑은 고딕" w:eastAsia="맑은 고딕"/>
+                <w:b w:val="0"/>
+                <w:sz w:val="16"/>
+              </w:rPr>
+              <w:t>사람 없이 정해진 시각에 스스로 시작·종료하고 대기 장소로 돌아온다</w:t>
             </w:r>
           </w:p>
         </w:tc>
@@ -4055,13 +4098,13 @@
                 <w:b w:val="0"/>
                 <w:sz w:val="16"/>
               </w:rPr>
-              <w:t>현행 56 HP → 시제품 30 HP급 하이브리드</w:t>
-            </w:r>
-          </w:p>
-        </w:tc>
-        <w:tc>
-          <w:tcPr>
-            <w:tcW w:type="dxa" w:w="2835"/>
+              <w:t>현재 연구책임자가 매일 직접 트랙터 운전</w:t>
+            </w:r>
+          </w:p>
+        </w:tc>
+        <w:tc>
+          <w:tcPr>
+            <w:tcW w:type="dxa" w:w="3288"/>
           </w:tcPr>
           <w:p>
             <w:pPr>
@@ -4074,26 +4117,7 @@
                 <w:b w:val="0"/>
                 <w:sz w:val="16"/>
               </w:rPr>
-              <w:t>PTO rpm, 주행 단수/속도, 깊이, 엔진 부하 체감(과부하 시 기록)</w:t>
-            </w:r>
-          </w:p>
-        </w:tc>
-        <w:tc>
-          <w:tcPr>
-            <w:tcW w:type="dxa" w:w="2721"/>
-          </w:tcPr>
-          <w:p>
-            <w:pPr>
-              <w:spacing w:after="20" w:line="252" w:lineRule="auto"/>
-            </w:pPr>
-            <w:r/>
-            <w:r>
-              <w:rPr>
-                <w:rFonts w:ascii="맑은 고딕" w:hAnsi="맑은 고딕" w:eastAsia="맑은 고딕"/>
-                <w:b w:val="0"/>
-                <w:sz w:val="16"/>
-              </w:rPr>
-              <w:t>작업기 규격·출력 적정성 (GMW)</w:t>
+              <w:t>예약 작업 성공 회수 / 계획 회수, 사람 개입 횟수 → 노동 절감 시간 산정</w:t>
             </w:r>
           </w:p>
         </w:tc>
@@ -4101,11 +4125,12 @@
       <w:tr>
         <w:tc>
           <w:tcPr>
-            <w:tcW w:type="dxa" w:w="1474"/>
-          </w:tcPr>
-          <w:p>
-            <w:pPr>
-              <w:spacing w:after="20" w:line="252" w:lineRule="auto"/>
+            <w:tcW w:type="dxa" w:w="567"/>
+          </w:tcPr>
+          <w:p>
+            <w:pPr>
+              <w:spacing w:after="20" w:line="252" w:lineRule="auto"/>
+              <w:jc w:val="center"/>
             </w:pPr>
             <w:r/>
             <w:r>
@@ -4114,7 +4139,26 @@
                 <w:b w:val="0"/>
                 <w:sz w:val="16"/>
               </w:rPr>
-              <w:t>⑧ 위치 인식</w:t>
+              <w:t>R8</w:t>
+            </w:r>
+          </w:p>
+        </w:tc>
+        <w:tc>
+          <w:tcPr>
+            <w:tcW w:type="dxa" w:w="3175"/>
+          </w:tcPr>
+          <w:p>
+            <w:pPr>
+              <w:spacing w:after="20" w:line="252" w:lineRule="auto"/>
+            </w:pPr>
+            <w:r/>
+            <w:r>
+              <w:rPr>
+                <w:rFonts w:ascii="맑은 고딕" w:hAnsi="맑은 고딕" w:eastAsia="맑은 고딕"/>
+                <w:b w:val="0"/>
+                <w:sz w:val="16"/>
+              </w:rPr>
+              <w:t>건유·육성우동 → 복도 → 착유장으로 스스로 이동하고, 복도에 소가 지나가면 기다린다</w:t>
             </w:r>
           </w:p>
         </w:tc>
@@ -4133,13 +4177,13 @@
                 <w:b w:val="0"/>
                 <w:sz w:val="16"/>
               </w:rPr>
-              <w:t>지붕·철골 구조물 하부 (GNSS 수신 저하 가능)</w:t>
-            </w:r>
-          </w:p>
-        </w:tc>
-        <w:tc>
-          <w:tcPr>
-            <w:tcW w:type="dxa" w:w="2835"/>
+              <w:t>대기실(건유·육성우동 서측) — 중앙 복도 5 m — 착유장</w:t>
+            </w:r>
+          </w:p>
+        </w:tc>
+        <w:tc>
+          <w:tcPr>
+            <w:tcW w:type="dxa" w:w="3288"/>
           </w:tcPr>
           <w:p>
             <w:pPr>
@@ -4152,26 +4196,7 @@
                 <w:b w:val="0"/>
                 <w:sz w:val="16"/>
               </w:rPr>
-              <w:t>월 1회 휴식 공간 4개 지점 GPS 정확도(스마트폰 앱 m 단위)</w:t>
-            </w:r>
-          </w:p>
-        </w:tc>
-        <w:tc>
-          <w:tcPr>
-            <w:tcW w:type="dxa" w:w="2721"/>
-          </w:tcPr>
-          <w:p>
-            <w:pPr>
-              <w:spacing w:after="20" w:line="252" w:lineRule="auto"/>
-            </w:pPr>
-            <w:r/>
-            <w:r>
-              <w:rPr>
-                <w:rFonts w:ascii="맑은 고딕" w:hAnsi="맑은 고딕" w:eastAsia="맑은 고딕"/>
-                <w:b w:val="0"/>
-                <w:sz w:val="16"/>
-              </w:rPr>
-              <w:t>GNSS/라이다/마커 방식 선택 (충남대)</w:t>
+              <w:t>동 간 이동 성공 여부, 대기·충돌 사례 기록</w:t>
             </w:r>
           </w:p>
         </w:tc>
@@ -4179,11 +4204,12 @@
       <w:tr>
         <w:tc>
           <w:tcPr>
-            <w:tcW w:type="dxa" w:w="1474"/>
-          </w:tcPr>
-          <w:p>
-            <w:pPr>
-              <w:spacing w:after="20" w:line="252" w:lineRule="auto"/>
+            <w:tcW w:type="dxa" w:w="567"/>
+          </w:tcPr>
+          <w:p>
+            <w:pPr>
+              <w:spacing w:after="20" w:line="252" w:lineRule="auto"/>
+              <w:jc w:val="center"/>
             </w:pPr>
             <w:r/>
             <w:r>
@@ -4192,7 +4218,26 @@
                 <w:b w:val="0"/>
                 <w:sz w:val="16"/>
               </w:rPr>
-              <w:t>⑨ 환경</w:t>
+              <w:t>R9</w:t>
+            </w:r>
+          </w:p>
+        </w:tc>
+        <w:tc>
+          <w:tcPr>
+            <w:tcW w:type="dxa" w:w="3175"/>
+          </w:tcPr>
+          <w:p>
+            <w:pPr>
+              <w:spacing w:after="20" w:line="252" w:lineRule="auto"/>
+            </w:pPr>
+            <w:r/>
+            <w:r>
+              <w:rPr>
+                <w:rFonts w:ascii="맑은 고딕" w:hAnsi="맑은 고딕" w:eastAsia="맑은 고딕"/>
+                <w:b w:val="0"/>
+                <w:sz w:val="16"/>
+              </w:rPr>
+              <w:t>연약하고 고르지 않은 깔개 위에서 빠지거나 멈추지 않는다</w:t>
             </w:r>
           </w:p>
         </w:tc>
@@ -4211,13 +4256,13 @@
                 <w:b w:val="0"/>
                 <w:sz w:val="16"/>
               </w:rPr>
-              <w:t>분진·수분·암모니아·분뇨</w:t>
-            </w:r>
-          </w:p>
-        </w:tc>
-        <w:tc>
-          <w:tcPr>
-            <w:tcW w:type="dxa" w:w="2835"/>
+              <w:t>60 cm 이상 유기물 깔개, 과습·덩어리 구역 발생</w:t>
+            </w:r>
+          </w:p>
+        </w:tc>
+        <w:tc>
+          <w:tcPr>
+            <w:tcW w:type="dxa" w:w="3288"/>
           </w:tcPr>
           <w:p>
             <w:pPr>
@@ -4230,26 +4275,7 @@
                 <w:b w:val="0"/>
                 <w:sz w:val="16"/>
               </w:rPr>
-              <w:t>암모니아 ppm, 분진 정도, 장비 오염·부식 부위</w:t>
-            </w:r>
-          </w:p>
-        </w:tc>
-        <w:tc>
-          <w:tcPr>
-            <w:tcW w:type="dxa" w:w="2721"/>
-          </w:tcPr>
-          <w:p>
-            <w:pPr>
-              <w:spacing w:after="20" w:line="252" w:lineRule="auto"/>
-            </w:pPr>
-            <w:r/>
-            <w:r>
-              <w:rPr>
-                <w:rFonts w:ascii="맑은 고딕" w:hAnsi="맑은 고딕" w:eastAsia="맑은 고딕"/>
-                <w:b w:val="0"/>
-                <w:sz w:val="16"/>
-              </w:rPr>
-              <w:t>방진·방습·내부식 사양 (GMW)</w:t>
+              <w:t>작업 중 정지·사람 구조 필요 횟수</w:t>
             </w:r>
           </w:p>
         </w:tc>
@@ -4257,11 +4283,12 @@
       <w:tr>
         <w:tc>
           <w:tcPr>
-            <w:tcW w:type="dxa" w:w="1474"/>
-          </w:tcPr>
-          <w:p>
-            <w:pPr>
-              <w:spacing w:after="20" w:line="252" w:lineRule="auto"/>
+            <w:tcW w:type="dxa" w:w="567"/>
+          </w:tcPr>
+          <w:p>
+            <w:pPr>
+              <w:spacing w:after="20" w:line="252" w:lineRule="auto"/>
+              <w:jc w:val="center"/>
             </w:pPr>
             <w:r/>
             <w:r>
@@ -4270,7 +4297,26 @@
                 <w:b w:val="0"/>
                 <w:sz w:val="16"/>
               </w:rPr>
-              <w:t>⑩ 시간대·조도</w:t>
+              <w:t>R10</w:t>
+            </w:r>
+          </w:p>
+        </w:tc>
+        <w:tc>
+          <w:tcPr>
+            <w:tcW w:type="dxa" w:w="3175"/>
+          </w:tcPr>
+          <w:p>
+            <w:pPr>
+              <w:spacing w:after="20" w:line="252" w:lineRule="auto"/>
+            </w:pPr>
+            <w:r/>
+            <w:r>
+              <w:rPr>
+                <w:rFonts w:ascii="맑은 고딕" w:hAnsi="맑은 고딕" w:eastAsia="맑은 고딕"/>
+                <w:b w:val="0"/>
+                <w:sz w:val="16"/>
+              </w:rPr>
+              <w:t>축사 환경(먼지·분뇨·암모니아·겨울 결빙·여름 고온)에서 매일 2회 운용된다</w:t>
             </w:r>
           </w:p>
         </w:tc>
@@ -4289,13 +4335,13 @@
                 <w:b w:val="0"/>
                 <w:sz w:val="16"/>
               </w:rPr>
-              <w:t>아침·저녁 2회, 저녁 회차는 조도 저하</w:t>
-            </w:r>
-          </w:p>
-        </w:tc>
-        <w:tc>
-          <w:tcPr>
-            <w:tcW w:type="dxa" w:w="2835"/>
+              <w:t>개방형 우사, 11월~봄 베딩 정비기</w:t>
+            </w:r>
+          </w:p>
+        </w:tc>
+        <w:tc>
+          <w:tcPr>
+            <w:tcW w:type="dxa" w:w="3288"/>
           </w:tcPr>
           <w:p>
             <w:pPr>
@@ -4308,26 +4354,7 @@
                 <w:b w:val="0"/>
                 <w:sz w:val="16"/>
               </w:rPr>
-              <w:t>작업 시각, 저녁 조도(조명 점등 여부)</w:t>
-            </w:r>
-          </w:p>
-        </w:tc>
-        <w:tc>
-          <w:tcPr>
-            <w:tcW w:type="dxa" w:w="2721"/>
-          </w:tcPr>
-          <w:p>
-            <w:pPr>
-              <w:spacing w:after="20" w:line="252" w:lineRule="auto"/>
-            </w:pPr>
-            <w:r/>
-            <w:r>
-              <w:rPr>
-                <w:rFonts w:ascii="맑은 고딕" w:hAnsi="맑은 고딕" w:eastAsia="맑은 고딕"/>
-                <w:b w:val="0"/>
-                <w:sz w:val="16"/>
-              </w:rPr>
-              <w:t>예약 작업, 카메라 인식 조건 (충남대)</w:t>
+              <w:t>고장·작업 중단 횟수와 원인 기록 (기간별 가동률)</w:t>
             </w:r>
           </w:p>
         </w:tc>
@@ -4335,11 +4362,12 @@
       <w:tr>
         <w:tc>
           <w:tcPr>
-            <w:tcW w:type="dxa" w:w="1474"/>
-          </w:tcPr>
-          <w:p>
-            <w:pPr>
-              <w:spacing w:after="20" w:line="252" w:lineRule="auto"/>
+            <w:tcW w:type="dxa" w:w="567"/>
+          </w:tcPr>
+          <w:p>
+            <w:pPr>
+              <w:spacing w:after="20" w:line="252" w:lineRule="auto"/>
+              <w:jc w:val="center"/>
             </w:pPr>
             <w:r/>
             <w:r>
@@ -4348,7 +4376,26 @@
                 <w:b w:val="0"/>
                 <w:sz w:val="16"/>
               </w:rPr>
-              <w:t>⑪ 대기·충전</w:t>
+              <w:t>R11</w:t>
+            </w:r>
+          </w:p>
+        </w:tc>
+        <w:tc>
+          <w:tcPr>
+            <w:tcW w:type="dxa" w:w="3175"/>
+          </w:tcPr>
+          <w:p>
+            <w:pPr>
+              <w:spacing w:after="20" w:line="252" w:lineRule="auto"/>
+            </w:pPr>
+            <w:r/>
+            <w:r>
+              <w:rPr>
+                <w:rFonts w:ascii="맑은 고딕" w:hAnsi="맑은 고딕" w:eastAsia="맑은 고딕"/>
+                <w:b w:val="0"/>
+                <w:sz w:val="16"/>
+              </w:rPr>
+              <w:t>목장 직원이 쉽게 시작·정지·비상정지할 수 있고, 이상이 생기면 알려 준다. 사람이 다가가면 멈춘다</w:t>
             </w:r>
           </w:p>
         </w:tc>
@@ -4367,13 +4414,13 @@
                 <w:b w:val="0"/>
                 <w:sz w:val="16"/>
               </w:rPr>
-              <w:t>트랙터 대기실 5×10 m</w:t>
-            </w:r>
-          </w:p>
-        </w:tc>
-        <w:tc>
-          <w:tcPr>
-            <w:tcW w:type="dxa" w:w="2835"/>
+              <w:t>기계 비전문 목장 인력이 운용</w:t>
+            </w:r>
+          </w:p>
+        </w:tc>
+        <w:tc>
+          <w:tcPr>
+            <w:tcW w:type="dxa" w:w="3288"/>
           </w:tcPr>
           <w:p>
             <w:pPr>
@@ -4386,26 +4433,7 @@
                 <w:b w:val="0"/>
                 <w:sz w:val="16"/>
               </w:rPr>
-              <w:t>전원 위치·용량, 통신(Wi-Fi/LTE) 신호</w:t>
-            </w:r>
-          </w:p>
-        </w:tc>
-        <w:tc>
-          <w:tcPr>
-            <w:tcW w:type="dxa" w:w="2721"/>
-          </w:tcPr>
-          <w:p>
-            <w:pPr>
-              <w:spacing w:after="20" w:line="252" w:lineRule="auto"/>
-            </w:pPr>
-            <w:r/>
-            <w:r>
-              <w:rPr>
-                <w:rFonts w:ascii="맑은 고딕" w:hAnsi="맑은 고딕" w:eastAsia="맑은 고딕"/>
-                <w:b w:val="0"/>
-                <w:sz w:val="16"/>
-              </w:rPr>
-              <w:t>도킹·충전 스테이션 (GMW)</w:t>
+              <w:t>직원 교육 후 단독 운용 가능 여부, 비상정지·알림 작동 확인</w:t>
             </w:r>
           </w:p>
         </w:tc>
@@ -4413,11 +4441,12 @@
       <w:tr>
         <w:tc>
           <w:tcPr>
-            <w:tcW w:type="dxa" w:w="1474"/>
-          </w:tcPr>
-          <w:p>
-            <w:pPr>
-              <w:spacing w:after="20" w:line="252" w:lineRule="auto"/>
+            <w:tcW w:type="dxa" w:w="567"/>
+          </w:tcPr>
+          <w:p>
+            <w:pPr>
+              <w:spacing w:after="20" w:line="252" w:lineRule="auto"/>
+              <w:jc w:val="center"/>
             </w:pPr>
             <w:r/>
             <w:r>
@@ -4426,7 +4455,26 @@
                 <w:b w:val="0"/>
                 <w:sz w:val="16"/>
               </w:rPr>
-              <w:t>⑫ 계절</w:t>
+              <w:t>R12</w:t>
+            </w:r>
+          </w:p>
+        </w:tc>
+        <w:tc>
+          <w:tcPr>
+            <w:tcW w:type="dxa" w:w="3175"/>
+          </w:tcPr>
+          <w:p>
+            <w:pPr>
+              <w:spacing w:after="20" w:line="252" w:lineRule="auto"/>
+            </w:pPr>
+            <w:r/>
+            <w:r>
+              <w:rPr>
+                <w:rFonts w:ascii="맑은 고딕" w:hAnsi="맑은 고딕" w:eastAsia="맑은 고딕"/>
+                <w:b w:val="0"/>
+                <w:sz w:val="16"/>
+              </w:rPr>
+              <w:t>트랙터 대기실(5 × 10 m) 안에 보관·대기할 수 있고, 목장의 전원·급유 여건 안에서 운용된다</w:t>
             </w:r>
           </w:p>
         </w:tc>
@@ -4445,13 +4493,13 @@
                 <w:b w:val="0"/>
                 <w:sz w:val="16"/>
               </w:rPr>
-              <w:t>11월~봄 베딩 정비기, 동절기 결빙·여름 발효열</w:t>
-            </w:r>
-          </w:p>
-        </w:tc>
-        <w:tc>
-          <w:tcPr>
-            <w:tcW w:type="dxa" w:w="2835"/>
+              <w:t>기존 트랙터 대기실 공유</w:t>
+            </w:r>
+          </w:p>
+        </w:tc>
+        <w:tc>
+          <w:tcPr>
+            <w:tcW w:type="dxa" w:w="3288"/>
           </w:tcPr>
           <w:p>
             <w:pPr>
@@ -4464,17 +4512,20 @@
                 <w:b w:val="0"/>
                 <w:sz w:val="16"/>
               </w:rPr>
-              <w:t>기온, 표층 결빙·심부 온도</w:t>
-            </w:r>
-          </w:p>
-        </w:tc>
-        <w:tc>
-          <w:tcPr>
-            <w:tcW w:type="dxa" w:w="2721"/>
-          </w:tcPr>
-          <w:p>
-            <w:pPr>
-              <w:spacing w:after="20" w:line="252" w:lineRule="auto"/>
+              <w:t>보관·충전(또는 급유) 실제 가능 여부 확인</w:t>
+            </w:r>
+          </w:p>
+        </w:tc>
+      </w:tr>
+      <w:tr>
+        <w:tc>
+          <w:tcPr>
+            <w:tcW w:type="dxa" w:w="567"/>
+          </w:tcPr>
+          <w:p>
+            <w:pPr>
+              <w:spacing w:after="20" w:line="252" w:lineRule="auto"/>
+              <w:jc w:val="center"/>
             </w:pPr>
             <w:r/>
             <w:r>
@@ -4483,7 +4534,64 @@
                 <w:b w:val="0"/>
                 <w:sz w:val="16"/>
               </w:rPr>
-              <w:t>계절별 운용 조건 (D2O)</w:t>
+              <w:t>R13</w:t>
+            </w:r>
+          </w:p>
+        </w:tc>
+        <w:tc>
+          <w:tcPr>
+            <w:tcW w:type="dxa" w:w="3175"/>
+          </w:tcPr>
+          <w:p>
+            <w:pPr>
+              <w:spacing w:after="20" w:line="252" w:lineRule="auto"/>
+            </w:pPr>
+            <w:r/>
+            <w:r>
+              <w:rPr>
+                <w:rFonts w:ascii="맑은 고딕" w:hAnsi="맑은 고딕" w:eastAsia="맑은 고딕"/>
+                <w:b w:val="0"/>
+                <w:sz w:val="16"/>
+              </w:rPr>
+              <w:t>목장 인력이 할 수 있는 수준의 일상점검으로 유지되고, 고장 시 수리 지원을 받을 수 있다</w:t>
+            </w:r>
+          </w:p>
+        </w:tc>
+        <w:tc>
+          <w:tcPr>
+            <w:tcW w:type="dxa" w:w="2608"/>
+          </w:tcPr>
+          <w:p>
+            <w:pPr>
+              <w:spacing w:after="20" w:line="252" w:lineRule="auto"/>
+            </w:pPr>
+            <w:r/>
+            <w:r>
+              <w:rPr>
+                <w:rFonts w:ascii="맑은 고딕" w:hAnsi="맑은 고딕" w:eastAsia="맑은 고딕"/>
+                <w:b w:val="0"/>
+                <w:sz w:val="16"/>
+              </w:rPr>
+              <w:t>목장 상주 정비 인력 없음</w:t>
+            </w:r>
+          </w:p>
+        </w:tc>
+        <w:tc>
+          <w:tcPr>
+            <w:tcW w:type="dxa" w:w="3288"/>
+          </w:tcPr>
+          <w:p>
+            <w:pPr>
+              <w:spacing w:after="20" w:line="252" w:lineRule="auto"/>
+            </w:pPr>
+            <w:r/>
+            <w:r>
+              <w:rPr>
+                <w:rFonts w:ascii="맑은 고딕" w:hAnsi="맑은 고딕" w:eastAsia="맑은 고딕"/>
+                <w:b w:val="0"/>
+                <w:sz w:val="16"/>
+              </w:rPr>
+              <w:t>일상점검 소요시간, 수리 요청·복구 기간 기록</w:t>
             </w:r>
           </w:p>
         </w:tc>
@@ -4493,6 +4601,32 @@
       <w:pPr>
         <w:spacing w:after="40"/>
       </w:pPr>
+    </w:p>
+    <w:p>
+      <w:pPr>
+        <w:spacing w:after="60" w:before="0"/>
+      </w:pPr>
+      <w:r>
+        <w:rPr>
+          <w:rFonts w:ascii="맑은 고딕" w:hAnsi="맑은 고딕" w:eastAsia="맑은 고딕"/>
+          <w:b w:val="0"/>
+          <w:sz w:val="17"/>
+        </w:rPr>
+        <w:t>※ 요구사항 정의서 v1은 12월 제2차 외부 전문가 자문을 거쳐 주관기관(GMW)·충남대에 전달한다. 기술적으로 어떻게 만족시킬지는 개발기관이 회신하며, D2O는 회신 내용을 실증 시나리오에 반영한다.</w:t>
+      </w:r>
+    </w:p>
+    <w:p>
+      <w:pPr>
+        <w:spacing w:after="60" w:before="0"/>
+      </w:pPr>
+      <w:r>
+        <w:rPr>
+          <w:rFonts w:ascii="맑은 고딕" w:hAnsi="맑은 고딕" w:eastAsia="맑은 고딕"/>
+          <w:b w:val="0"/>
+          <w:sz w:val="17"/>
+        </w:rPr>
+        <w:t>※ 수동 기준선 기간에는 위 '확인 방법' 열의 항목 중 사람 교반에도 해당하는 것(소요시간, 미교반 구간, 소 정지·반응, 깔개 상태, 노동시간)을 일지로 기록해 둔다. 그래야 2차년도에 장치와 같은 잣대로 비교할 수 있다.</w:t>
+      </w:r>
     </w:p>
     <w:p>
       <w:pPr>
@@ -4959,119 +5093,6 @@
               </w:rPr>
               <w:t>11월 2주 실측 확정</w:t>
             </w:r>
-          </w:p>
-        </w:tc>
-      </w:tr>
-      <w:tr>
-        <w:tc>
-          <w:tcPr>
-            <w:tcW w:type="dxa" w:w="1871"/>
-          </w:tcPr>
-          <w:p>
-            <w:pPr>
-              <w:spacing w:after="20" w:line="252" w:lineRule="auto"/>
-            </w:pPr>
-            <w:r/>
-            <w:r>
-              <w:rPr>
-                <w:rFonts w:ascii="맑은 고딕" w:hAnsi="맑은 고딕" w:eastAsia="맑은 고딕"/>
-                <w:b w:val="0"/>
-                <w:sz w:val="17"/>
-              </w:rPr>
-              <w:t>PTO 회전수 / 주행 단수</w:t>
-            </w:r>
-          </w:p>
-        </w:tc>
-        <w:tc>
-          <w:tcPr>
-            <w:tcW w:type="dxa" w:w="3175"/>
-          </w:tcPr>
-          <w:p>
-            <w:pPr>
-              <w:spacing w:after="20" w:line="252" w:lineRule="auto"/>
-            </w:pPr>
-            <w:r/>
-            <w:r>
-              <w:rPr>
-                <w:rFonts w:ascii="맑은 고딕" w:hAnsi="맑은 고딕" w:eastAsia="맑은 고딕"/>
-                <w:b w:val="0"/>
-                <w:color w:val="C00000"/>
-                <w:sz w:val="17"/>
-              </w:rPr>
-              <w:t>〔 〕</w:t>
-            </w:r>
-            <w:r>
-              <w:rPr>
-                <w:rFonts w:ascii="맑은 고딕" w:hAnsi="맑은 고딕" w:eastAsia="맑은 고딕"/>
-                <w:b w:val="0"/>
-                <w:sz w:val="17"/>
-              </w:rPr>
-              <w:t xml:space="preserve"> rpm / </w:t>
-            </w:r>
-            <w:r>
-              <w:rPr>
-                <w:rFonts w:ascii="맑은 고딕" w:hAnsi="맑은 고딕" w:eastAsia="맑은 고딕"/>
-                <w:b w:val="0"/>
-                <w:color w:val="C00000"/>
-                <w:sz w:val="17"/>
-              </w:rPr>
-              <w:t>〔 〕</w:t>
-            </w:r>
-            <w:r>
-              <w:rPr>
-                <w:rFonts w:ascii="맑은 고딕" w:hAnsi="맑은 고딕" w:eastAsia="맑은 고딕"/>
-                <w:b w:val="0"/>
-                <w:sz w:val="17"/>
-              </w:rPr>
-              <w:t>단 (</w:t>
-            </w:r>
-            <w:r>
-              <w:rPr>
-                <w:rFonts w:ascii="맑은 고딕" w:hAnsi="맑은 고딕" w:eastAsia="맑은 고딕"/>
-                <w:b w:val="0"/>
-                <w:color w:val="C00000"/>
-                <w:sz w:val="17"/>
-              </w:rPr>
-              <w:t>〔 〕</w:t>
-            </w:r>
-            <w:r>
-              <w:rPr>
-                <w:rFonts w:ascii="맑은 고딕" w:hAnsi="맑은 고딕" w:eastAsia="맑은 고딕"/>
-                <w:b w:val="0"/>
-                <w:sz w:val="17"/>
-              </w:rPr>
-              <w:t xml:space="preserve"> km/h)</w:t>
-            </w:r>
-          </w:p>
-        </w:tc>
-        <w:tc>
-          <w:tcPr>
-            <w:tcW w:type="dxa" w:w="2154"/>
-          </w:tcPr>
-          <w:p>
-            <w:pPr>
-              <w:spacing w:after="20" w:line="252" w:lineRule="auto"/>
-            </w:pPr>
-            <w:r/>
-            <w:r>
-              <w:rPr>
-                <w:rFonts w:ascii="맑은 고딕" w:hAnsi="맑은 고딕" w:eastAsia="맑은 고딕"/>
-                <w:b w:val="0"/>
-                <w:sz w:val="17"/>
-              </w:rPr>
-              <w:t>동일</w:t>
-            </w:r>
-          </w:p>
-        </w:tc>
-        <w:tc>
-          <w:tcPr>
-            <w:tcW w:type="dxa" w:w="2438"/>
-          </w:tcPr>
-          <w:p>
-            <w:pPr>
-              <w:spacing w:after="20" w:line="252" w:lineRule="auto"/>
-            </w:pPr>
-            <w:r/>
           </w:p>
         </w:tc>
       </w:tr>
@@ -5614,7 +5635,7 @@
                 <w:b w:val="0"/>
                 <w:sz w:val="17"/>
               </w:rPr>
-              <w:t>표준값 동일 여부(경로·rpm·단수·깊이)</w:t>
+              <w:t>표준 작업 동일 여부(시각·순서·경로·깊이)</w:t>
             </w:r>
           </w:p>
         </w:tc>
@@ -6593,7 +6614,7 @@
                 <w:b w:val="0"/>
                 <w:sz w:val="17"/>
               </w:rPr>
-              <w:t>GPS 정확도 4개 지점, 고정점 사진 세트, 퇴비장 반출량</w:t>
+              <w:t>고정점 사진 세트, 퇴비장 반출량</w:t>
             </w:r>
           </w:p>
         </w:tc>
@@ -6612,7 +6633,7 @@
                 <w:b w:val="0"/>
                 <w:sz w:val="17"/>
               </w:rPr>
-              <w:t>m / 사진 / m³</w:t>
+              <w:t>사진 / m³</w:t>
             </w:r>
           </w:p>
         </w:tc>
@@ -7413,7 +7434,7 @@
                 <w:b w:val="0"/>
                 <w:sz w:val="17"/>
               </w:rPr>
-              <w:t>제2차 외부 전문가 자문회의 — 기준선 데이터 검토·로봇 요구사항 정의서 v1</w:t>
+              <w:t>제2차 외부 전문가 자문회의 — 기준선 데이터 검토·자율주행 교반장치 요구사항 정의서 v1</w:t>
             </w:r>
           </w:p>
         </w:tc>
@@ -8746,7 +8767,7 @@
                 <w:b/>
                 <w:sz w:val="17"/>
               </w:rPr>
-              <w:t>표준값 동일 (경로·rpm·단수·깊이)</w:t>
+              <w:t>표준 작업 동일 (순서·경로·깊이)</w:t>
             </w:r>
           </w:p>
         </w:tc>
@@ -11885,68 +11906,6 @@
                 <w:b w:val="0"/>
                 <w:sz w:val="17"/>
               </w:rPr>
-              <w:t>GPS 정확도 4개 지점 (m)</w:t>
-            </w:r>
-          </w:p>
-        </w:tc>
-        <w:tc>
-          <w:tcPr>
-            <w:tcW w:type="dxa" w:w="3969"/>
-          </w:tcPr>
-          <w:p>
-            <w:pPr>
-              <w:spacing w:after="20" w:line="252" w:lineRule="auto"/>
-            </w:pPr>
-            <w:r/>
-            <w:r>
-              <w:rPr>
-                <w:rFonts w:ascii="맑은 고딕" w:hAnsi="맑은 고딕" w:eastAsia="맑은 고딕"/>
-                <w:b w:val="0"/>
-                <w:sz w:val="17"/>
-              </w:rPr>
-              <w:t>A:     B:     C:     D:</w:t>
-            </w:r>
-          </w:p>
-        </w:tc>
-        <w:tc>
-          <w:tcPr>
-            <w:tcW w:type="dxa" w:w="2835"/>
-          </w:tcPr>
-          <w:p>
-            <w:pPr>
-              <w:spacing w:after="20" w:line="252" w:lineRule="auto"/>
-            </w:pPr>
-            <w:r/>
-            <w:r>
-              <w:rPr>
-                <w:rFonts w:ascii="맑은 고딕" w:hAnsi="맑은 고딕" w:eastAsia="맑은 고딕"/>
-                <w:b w:val="0"/>
-                <w:sz w:val="17"/>
-              </w:rPr>
-              <w:t>휴식 공간 네 모서리 기둥 옆, 스마트폰 앱</w:t>
-            </w:r>
-          </w:p>
-        </w:tc>
-      </w:tr>
-      <w:tr>
-        <w:trPr>
-          <w:trHeight w:val="425" w:hRule="atLeast"/>
-        </w:trPr>
-        <w:tc>
-          <w:tcPr>
-            <w:tcW w:type="dxa" w:w="2835"/>
-          </w:tcPr>
-          <w:p>
-            <w:pPr>
-              <w:spacing w:after="20" w:line="252" w:lineRule="auto"/>
-            </w:pPr>
-            <w:r/>
-            <w:r>
-              <w:rPr>
-                <w:rFonts w:ascii="맑은 고딕" w:hAnsi="맑은 고딕" w:eastAsia="맑은 고딕"/>
-                <w:b w:val="0"/>
-                <w:sz w:val="17"/>
-              </w:rPr>
               <w:t>고정점 사진 세트</w:t>
             </w:r>
           </w:p>
@@ -13424,7 +13383,7 @@
                 <w:b/>
                 <w:sz w:val="18"/>
               </w:rPr>
-              <w:t>(로봇 요구사양 연결)</w:t>
+              <w:t>(요구사항 R1~R13 연결)</w:t>
             </w:r>
           </w:p>
         </w:tc>

--- a/deliverables/2026_산자부_마스터연구노트_No2_1일2회교반실증_D2O.docx
+++ b/deliverables/2026_산자부_마스터연구노트_No2_1일2회교반실증_D2O.docx
@@ -503,6 +503,88 @@
                 <w:sz w:val="19"/>
               </w:rPr>
               <w:t>(실증 깔개 조성 완료일) ~ 1차 시제품 투입 전, 2차년도 로봇 비교실증 기간 계속 적용</w:t>
+            </w:r>
+          </w:p>
+        </w:tc>
+      </w:tr>
+      <w:tr>
+        <w:tc>
+          <w:tcPr>
+            <w:tcW w:type="dxa" w:w="1814"/>
+            <w:shd w:val="clear" w:color="auto" w:fill="EDEDED"/>
+          </w:tcPr>
+          <w:p>
+            <w:pPr>
+              <w:spacing w:after="20" w:line="252" w:lineRule="auto"/>
+            </w:pPr>
+            <w:r/>
+            <w:r>
+              <w:rPr>
+                <w:rFonts w:ascii="맑은 고딕" w:hAnsi="맑은 고딕" w:eastAsia="맑은 고딕"/>
+                <w:b/>
+                <w:sz w:val="19"/>
+              </w:rPr>
+              <w:t>기술 기준</w:t>
+            </w:r>
+          </w:p>
+        </w:tc>
+        <w:tc>
+          <w:tcPr>
+            <w:tcW w:type="dxa" w:w="7824"/>
+          </w:tcPr>
+          <w:p>
+            <w:pPr>
+              <w:spacing w:after="20" w:line="252" w:lineRule="auto"/>
+            </w:pPr>
+            <w:r/>
+            <w:r>
+              <w:rPr>
+                <w:rFonts w:ascii="맑은 고딕" w:hAnsi="맑은 고딕" w:eastAsia="맑은 고딕"/>
+                <w:b w:val="0"/>
+                <w:sz w:val="19"/>
+              </w:rPr>
+              <w:t>CBP(Compost Bedded Pack barn) 국제 기준 + 하현제 HBP(Humus Bedded Pack barn) — 3-2절</w:t>
+            </w:r>
+          </w:p>
+        </w:tc>
+      </w:tr>
+      <w:tr>
+        <w:tc>
+          <w:tcPr>
+            <w:tcW w:type="dxa" w:w="1814"/>
+            <w:shd w:val="clear" w:color="auto" w:fill="EDEDED"/>
+          </w:tcPr>
+          <w:p>
+            <w:pPr>
+              <w:spacing w:after="20" w:line="252" w:lineRule="auto"/>
+            </w:pPr>
+            <w:r/>
+            <w:r>
+              <w:rPr>
+                <w:rFonts w:ascii="맑은 고딕" w:hAnsi="맑은 고딕" w:eastAsia="맑은 고딕"/>
+                <w:b/>
+                <w:sz w:val="19"/>
+              </w:rPr>
+              <w:t>D2O 역할</w:t>
+            </w:r>
+          </w:p>
+        </w:tc>
+        <w:tc>
+          <w:tcPr>
+            <w:tcW w:type="dxa" w:w="7824"/>
+          </w:tcPr>
+          <w:p>
+            <w:pPr>
+              <w:spacing w:after="20" w:line="252" w:lineRule="auto"/>
+            </w:pPr>
+            <w:r/>
+            <w:r>
+              <w:rPr>
+                <w:rFonts w:ascii="맑은 고딕" w:hAnsi="맑은 고딕" w:eastAsia="맑은 고딕"/>
+                <w:b w:val="0"/>
+                <w:sz w:val="19"/>
+              </w:rPr>
+              <w:t>갈전구리(자율주행 교반장치) 실증 테스트 및 영업·홍보 (장치 개발: 충남대·GMW)</w:t>
             </w:r>
           </w:p>
         </w:tc>
@@ -650,6 +732,25 @@
           <w:tab w:pos="9638" w:val="right" w:leader="dot"/>
         </w:tabs>
         <w:spacing w:after="40"/>
+        <w:ind w:left="340"/>
+      </w:pPr>
+      <w:r>
+        <w:rPr>
+          <w:rFonts w:ascii="맑은 고딕" w:hAnsi="맑은 고딕" w:eastAsia="맑은 고딕"/>
+          <w:b w:val="0"/>
+          <w:sz w:val="19"/>
+        </w:rPr>
+        <w:t>3-2. HBP 운영 기준 — CBP 국제 기준 위에 HBP 적용</w:t>
+        <w:tab/>
+        <w:t>5</w:t>
+      </w:r>
+    </w:p>
+    <w:p>
+      <w:pPr>
+        <w:tabs>
+          <w:tab w:pos="9638" w:val="right" w:leader="dot"/>
+        </w:tabs>
+        <w:spacing w:after="40"/>
         <w:ind w:left="0"/>
       </w:pPr>
       <w:r>
@@ -679,7 +780,7 @@
         </w:rPr>
         <w:t>5. 표준 교반 절차 SOP-M1 (1일 2회)</w:t>
         <w:tab/>
-        <w:t>5</w:t>
+        <w:t>6</w:t>
       </w:r>
     </w:p>
     <w:p>
@@ -755,7 +856,7 @@
         </w:rPr>
         <w:t>9. 개정 이력 및 서명</w:t>
         <w:tab/>
-        <w:t>7</w:t>
+        <w:t>8</w:t>
       </w:r>
     </w:p>
     <w:p>
@@ -774,7 +875,7 @@
         </w:rPr>
         <w:t>부록</w:t>
         <w:tab/>
-        <w:t>8</w:t>
+        <w:t>9</w:t>
       </w:r>
     </w:p>
     <w:p>
@@ -793,7 +894,7 @@
         </w:rPr>
         <w:t>부록 1. 일일 교반 작업일지 (1일 1장)</w:t>
         <w:tab/>
-        <w:t>8</w:t>
+        <w:t>9</w:t>
       </w:r>
     </w:p>
     <w:p>
@@ -812,7 +913,7 @@
         </w:rPr>
         <w:t>부록 2. 주간 측정표 (매주 월요일 아침 회차)</w:t>
         <w:tab/>
-        <w:t>9</w:t>
+        <w:t>10</w:t>
       </w:r>
     </w:p>
     <w:p>
@@ -831,7 +932,7 @@
         </w:rPr>
         <w:t>부록 3. 주간 연구노트 요약 (매주 월요일, 연구책임자 서명)</w:t>
         <w:tab/>
-        <w:t>10</w:t>
+        <w:t>11</w:t>
       </w:r>
     </w:p>
     <w:p>
@@ -850,7 +951,7 @@
         </w:rPr>
         <w:t>부록 4. 표준 이탈(Deviation) 기록</w:t>
         <w:tab/>
-        <w:t>11</w:t>
+        <w:t>12</w:t>
       </w:r>
     </w:p>
     <w:p>
@@ -3428,6 +3529,854 @@
     <w:p>
       <w:pPr>
         <w:keepNext/>
+        <w:spacing w:after="60" w:before="120"/>
+      </w:pPr>
+      <w:r>
+        <w:rPr>
+          <w:rFonts w:ascii="맑은 고딕" w:hAnsi="맑은 고딕" w:eastAsia="맑은 고딕"/>
+          <w:b/>
+          <w:sz w:val="22"/>
+        </w:rPr>
+        <w:t>3-2. HBP 운영 기준 — CBP 국제 기준 위에 HBP 적용</w:t>
+      </w:r>
+    </w:p>
+    <w:p>
+      <w:pPr>
+        <w:spacing w:after="60" w:before="0"/>
+      </w:pPr>
+      <w:r>
+        <w:rPr>
+          <w:rFonts w:ascii="맑은 고딕" w:hAnsi="맑은 고딕" w:eastAsia="맑은 고딕"/>
+          <w:b w:val="0"/>
+          <w:sz w:val="18"/>
+        </w:rPr>
+        <w:t>실증지의 깔개 관리는 CBP(Compost Bedded Pack barn) 국제 기준을 바탕으로, 연구책임자가 개발·명명한 HBP(Humus Bedded Pack barn: 피트모스를 활용해 침상을 부엽토로 발효시키는 방식)를 적용한다. 갈전구리는 이 HBP의 수동 컬티베이션을 자동화하는 장치이므로, 아래 기준이 실증 판정의 기준이 된다.</w:t>
+      </w:r>
+    </w:p>
+    <w:tbl>
+      <w:tblPr>
+        <w:tblStyle w:val="TableGrid"/>
+        <w:tblW w:type="auto" w:w="0"/>
+        <w:jc w:val="center"/>
+        <w:tblLayout w:type="fixed"/>
+        <w:tblLook w:firstColumn="1" w:firstRow="1" w:lastColumn="0" w:lastRow="0" w:noHBand="0" w:noVBand="1" w:val="04A0"/>
+      </w:tblPr>
+      <w:tblGrid>
+        <w:gridCol w:w="2409"/>
+        <w:gridCol w:w="2409"/>
+        <w:gridCol w:w="2409"/>
+        <w:gridCol w:w="2409"/>
+      </w:tblGrid>
+      <w:tr>
+        <w:tc>
+          <w:tcPr>
+            <w:tcW w:type="dxa" w:w="1361"/>
+            <w:shd w:val="clear" w:color="auto" w:fill="EDEDED"/>
+          </w:tcPr>
+          <w:p>
+            <w:pPr>
+              <w:spacing w:after="20" w:line="252" w:lineRule="auto"/>
+              <w:jc w:val="center"/>
+            </w:pPr>
+            <w:r/>
+            <w:r>
+              <w:rPr>
+                <w:rFonts w:ascii="맑은 고딕" w:hAnsi="맑은 고딕" w:eastAsia="맑은 고딕"/>
+                <w:b/>
+                <w:sz w:val="16"/>
+              </w:rPr>
+              <w:t>항목</w:t>
+            </w:r>
+          </w:p>
+        </w:tc>
+        <w:tc>
+          <w:tcPr>
+            <w:tcW w:type="dxa" w:w="2494"/>
+            <w:shd w:val="clear" w:color="auto" w:fill="EDEDED"/>
+          </w:tcPr>
+          <w:p>
+            <w:pPr>
+              <w:spacing w:after="20" w:line="252" w:lineRule="auto"/>
+              <w:jc w:val="center"/>
+            </w:pPr>
+            <w:r/>
+            <w:r>
+              <w:rPr>
+                <w:rFonts w:ascii="맑은 고딕" w:hAnsi="맑은 고딕" w:eastAsia="맑은 고딕"/>
+                <w:b/>
+                <w:sz w:val="16"/>
+              </w:rPr>
+              <w:t>CBP 국제 기준 (문헌)</w:t>
+            </w:r>
+          </w:p>
+        </w:tc>
+        <w:tc>
+          <w:tcPr>
+            <w:tcW w:type="dxa" w:w="2835"/>
+            <w:shd w:val="clear" w:color="auto" w:fill="EDEDED"/>
+          </w:tcPr>
+          <w:p>
+            <w:pPr>
+              <w:spacing w:after="20" w:line="252" w:lineRule="auto"/>
+              <w:jc w:val="center"/>
+            </w:pPr>
+            <w:r/>
+            <w:r>
+              <w:rPr>
+                <w:rFonts w:ascii="맑은 고딕" w:hAnsi="맑은 고딕" w:eastAsia="맑은 고딕"/>
+                <w:b/>
+                <w:sz w:val="16"/>
+              </w:rPr>
+              <w:t>HBP 기준 (하현제)</w:t>
+            </w:r>
+          </w:p>
+        </w:tc>
+        <w:tc>
+          <w:tcPr>
+            <w:tcW w:type="dxa" w:w="2948"/>
+            <w:shd w:val="clear" w:color="auto" w:fill="EDEDED"/>
+          </w:tcPr>
+          <w:p>
+            <w:pPr>
+              <w:spacing w:after="20" w:line="252" w:lineRule="auto"/>
+              <w:jc w:val="center"/>
+            </w:pPr>
+            <w:r/>
+            <w:r>
+              <w:rPr>
+                <w:rFonts w:ascii="맑은 고딕" w:hAnsi="맑은 고딕" w:eastAsia="맑은 고딕"/>
+                <w:b/>
+                <w:sz w:val="16"/>
+              </w:rPr>
+              <w:t>실증지 적용</w:t>
+            </w:r>
+          </w:p>
+        </w:tc>
+      </w:tr>
+      <w:tr>
+        <w:tc>
+          <w:tcPr>
+            <w:tcW w:type="dxa" w:w="1361"/>
+          </w:tcPr>
+          <w:p>
+            <w:pPr>
+              <w:spacing w:after="20" w:line="252" w:lineRule="auto"/>
+            </w:pPr>
+            <w:r/>
+            <w:r>
+              <w:rPr>
+                <w:rFonts w:ascii="맑은 고딕" w:hAnsi="맑은 고딕" w:eastAsia="맑은 고딕"/>
+                <w:b w:val="0"/>
+                <w:sz w:val="16"/>
+              </w:rPr>
+              <w:t>깔개 재료</w:t>
+            </w:r>
+          </w:p>
+        </w:tc>
+        <w:tc>
+          <w:tcPr>
+            <w:tcW w:type="dxa" w:w="2494"/>
+          </w:tcPr>
+          <w:p>
+            <w:pPr>
+              <w:spacing w:after="20" w:line="252" w:lineRule="auto"/>
+            </w:pPr>
+            <w:r/>
+            <w:r>
+              <w:rPr>
+                <w:rFonts w:ascii="맑은 고딕" w:hAnsi="맑은 고딕" w:eastAsia="맑은 고딕"/>
+                <w:b w:val="0"/>
+                <w:sz w:val="16"/>
+              </w:rPr>
+              <w:t>건조 톱밥·대팻밥</w:t>
+            </w:r>
+          </w:p>
+        </w:tc>
+        <w:tc>
+          <w:tcPr>
+            <w:tcW w:type="dxa" w:w="2835"/>
+          </w:tcPr>
+          <w:p>
+            <w:pPr>
+              <w:spacing w:after="20" w:line="252" w:lineRule="auto"/>
+            </w:pPr>
+            <w:r/>
+            <w:r>
+              <w:rPr>
+                <w:rFonts w:ascii="맑은 고딕" w:hAnsi="맑은 고딕" w:eastAsia="맑은 고딕"/>
+                <w:b w:val="0"/>
+                <w:sz w:val="16"/>
+              </w:rPr>
+              <w:t>톱밥·기존 깔짚 + 피트모스 약 30%</w:t>
+            </w:r>
+          </w:p>
+        </w:tc>
+        <w:tc>
+          <w:tcPr>
+            <w:tcW w:type="dxa" w:w="2948"/>
+          </w:tcPr>
+          <w:p>
+            <w:pPr>
+              <w:spacing w:after="20" w:line="252" w:lineRule="auto"/>
+            </w:pPr>
+            <w:r/>
+            <w:r>
+              <w:rPr>
+                <w:rFonts w:ascii="맑은 고딕" w:hAnsi="맑은 고딕" w:eastAsia="맑은 고딕"/>
+                <w:b w:val="0"/>
+                <w:sz w:val="16"/>
+              </w:rPr>
+              <w:t>톱밥 + 피트모스 50 m²당 1~2 m³</w:t>
+            </w:r>
+          </w:p>
+        </w:tc>
+      </w:tr>
+      <w:tr>
+        <w:tc>
+          <w:tcPr>
+            <w:tcW w:type="dxa" w:w="1361"/>
+          </w:tcPr>
+          <w:p>
+            <w:pPr>
+              <w:spacing w:after="20" w:line="252" w:lineRule="auto"/>
+            </w:pPr>
+            <w:r/>
+            <w:r>
+              <w:rPr>
+                <w:rFonts w:ascii="맑은 고딕" w:hAnsi="맑은 고딕" w:eastAsia="맑은 고딕"/>
+                <w:b w:val="0"/>
+                <w:sz w:val="16"/>
+              </w:rPr>
+              <w:t>두께</w:t>
+            </w:r>
+          </w:p>
+        </w:tc>
+        <w:tc>
+          <w:tcPr>
+            <w:tcW w:type="dxa" w:w="2494"/>
+          </w:tcPr>
+          <w:p>
+            <w:pPr>
+              <w:spacing w:after="20" w:line="252" w:lineRule="auto"/>
+            </w:pPr>
+            <w:r/>
+            <w:r>
+              <w:rPr>
+                <w:rFonts w:ascii="맑은 고딕" w:hAnsi="맑은 고딕" w:eastAsia="맑은 고딕"/>
+                <w:b w:val="0"/>
+                <w:sz w:val="16"/>
+              </w:rPr>
+              <w:t>시작 30~45 cm</w:t>
+            </w:r>
+          </w:p>
+        </w:tc>
+        <w:tc>
+          <w:tcPr>
+            <w:tcW w:type="dxa" w:w="2835"/>
+          </w:tcPr>
+          <w:p>
+            <w:pPr>
+              <w:spacing w:after="20" w:line="252" w:lineRule="auto"/>
+            </w:pPr>
+            <w:r/>
+            <w:r>
+              <w:rPr>
+                <w:rFonts w:ascii="맑은 고딕" w:hAnsi="맑은 고딕" w:eastAsia="맑은 고딕"/>
+                <w:b w:val="0"/>
+                <w:sz w:val="16"/>
+              </w:rPr>
+              <w:t>시작 25~30 cm → 최종 60~90 cm</w:t>
+            </w:r>
+          </w:p>
+        </w:tc>
+        <w:tc>
+          <w:tcPr>
+            <w:tcW w:type="dxa" w:w="2948"/>
+          </w:tcPr>
+          <w:p>
+            <w:pPr>
+              <w:spacing w:after="20" w:line="252" w:lineRule="auto"/>
+            </w:pPr>
+            <w:r/>
+            <w:r>
+              <w:rPr>
+                <w:rFonts w:ascii="맑은 고딕" w:hAnsi="맑은 고딕" w:eastAsia="맑은 고딕"/>
+                <w:b w:val="0"/>
+                <w:sz w:val="16"/>
+              </w:rPr>
+              <w:t>60 cm 이상 유지</w:t>
+            </w:r>
+          </w:p>
+        </w:tc>
+      </w:tr>
+      <w:tr>
+        <w:tc>
+          <w:tcPr>
+            <w:tcW w:type="dxa" w:w="1361"/>
+          </w:tcPr>
+          <w:p>
+            <w:pPr>
+              <w:spacing w:after="20" w:line="252" w:lineRule="auto"/>
+            </w:pPr>
+            <w:r/>
+            <w:r>
+              <w:rPr>
+                <w:rFonts w:ascii="맑은 고딕" w:hAnsi="맑은 고딕" w:eastAsia="맑은 고딕"/>
+                <w:b w:val="0"/>
+                <w:sz w:val="16"/>
+              </w:rPr>
+              <w:t>교반 횟수</w:t>
+            </w:r>
+          </w:p>
+        </w:tc>
+        <w:tc>
+          <w:tcPr>
+            <w:tcW w:type="dxa" w:w="2494"/>
+          </w:tcPr>
+          <w:p>
+            <w:pPr>
+              <w:spacing w:after="20" w:line="252" w:lineRule="auto"/>
+            </w:pPr>
+            <w:r/>
+            <w:r>
+              <w:rPr>
+                <w:rFonts w:ascii="맑은 고딕" w:hAnsi="맑은 고딕" w:eastAsia="맑은 고딕"/>
+                <w:b w:val="0"/>
+                <w:sz w:val="16"/>
+              </w:rPr>
+              <w:t>1일 2회</w:t>
+            </w:r>
+          </w:p>
+        </w:tc>
+        <w:tc>
+          <w:tcPr>
+            <w:tcW w:type="dxa" w:w="2835"/>
+          </w:tcPr>
+          <w:p>
+            <w:pPr>
+              <w:spacing w:after="20" w:line="252" w:lineRule="auto"/>
+            </w:pPr>
+            <w:r/>
+            <w:r>
+              <w:rPr>
+                <w:rFonts w:ascii="맑은 고딕" w:hAnsi="맑은 고딕" w:eastAsia="맑은 고딕"/>
+                <w:b w:val="0"/>
+                <w:sz w:val="16"/>
+              </w:rPr>
+              <w:t>1일 1~2회 (쟁기·로터리)</w:t>
+            </w:r>
+          </w:p>
+        </w:tc>
+        <w:tc>
+          <w:tcPr>
+            <w:tcW w:type="dxa" w:w="2948"/>
+          </w:tcPr>
+          <w:p>
+            <w:pPr>
+              <w:spacing w:after="20" w:line="252" w:lineRule="auto"/>
+            </w:pPr>
+            <w:r/>
+            <w:r>
+              <w:rPr>
+                <w:rFonts w:ascii="맑은 고딕" w:hAnsi="맑은 고딕" w:eastAsia="맑은 고딕"/>
+                <w:b w:val="0"/>
+                <w:sz w:val="16"/>
+              </w:rPr>
+              <w:t>1일 2회 고정 (아침·저녁)</w:t>
+            </w:r>
+          </w:p>
+        </w:tc>
+      </w:tr>
+      <w:tr>
+        <w:tc>
+          <w:tcPr>
+            <w:tcW w:type="dxa" w:w="1361"/>
+          </w:tcPr>
+          <w:p>
+            <w:pPr>
+              <w:spacing w:after="20" w:line="252" w:lineRule="auto"/>
+            </w:pPr>
+            <w:r/>
+            <w:r>
+              <w:rPr>
+                <w:rFonts w:ascii="맑은 고딕" w:hAnsi="맑은 고딕" w:eastAsia="맑은 고딕"/>
+                <w:b w:val="0"/>
+                <w:sz w:val="16"/>
+              </w:rPr>
+              <w:t>교반 깊이</w:t>
+            </w:r>
+          </w:p>
+        </w:tc>
+        <w:tc>
+          <w:tcPr>
+            <w:tcW w:type="dxa" w:w="2494"/>
+          </w:tcPr>
+          <w:p>
+            <w:pPr>
+              <w:spacing w:after="20" w:line="252" w:lineRule="auto"/>
+            </w:pPr>
+            <w:r/>
+            <w:r>
+              <w:rPr>
+                <w:rFonts w:ascii="맑은 고딕" w:hAnsi="맑은 고딕" w:eastAsia="맑은 고딕"/>
+                <w:b w:val="0"/>
+                <w:sz w:val="16"/>
+              </w:rPr>
+              <w:t>25~30 cm</w:t>
+            </w:r>
+          </w:p>
+        </w:tc>
+        <w:tc>
+          <w:tcPr>
+            <w:tcW w:type="dxa" w:w="2835"/>
+          </w:tcPr>
+          <w:p>
+            <w:pPr>
+              <w:spacing w:after="20" w:line="252" w:lineRule="auto"/>
+            </w:pPr>
+            <w:r/>
+            <w:r>
+              <w:rPr>
+                <w:rFonts w:ascii="맑은 고딕" w:hAnsi="맑은 고딕" w:eastAsia="맑은 고딕"/>
+                <w:b w:val="0"/>
+                <w:sz w:val="16"/>
+              </w:rPr>
+              <w:t>(CBP 기준 적용)</w:t>
+            </w:r>
+          </w:p>
+        </w:tc>
+        <w:tc>
+          <w:tcPr>
+            <w:tcW w:type="dxa" w:w="2948"/>
+          </w:tcPr>
+          <w:p>
+            <w:pPr>
+              <w:spacing w:after="20" w:line="252" w:lineRule="auto"/>
+            </w:pPr>
+            <w:r/>
+            <w:r>
+              <w:rPr>
+                <w:rFonts w:ascii="맑은 고딕" w:hAnsi="맑은 고딕" w:eastAsia="맑은 고딕"/>
+                <w:b w:val="0"/>
+                <w:sz w:val="16"/>
+              </w:rPr>
+              <w:t>목표 25~30 cm, 주 1회 실측</w:t>
+            </w:r>
+          </w:p>
+        </w:tc>
+      </w:tr>
+      <w:tr>
+        <w:tc>
+          <w:tcPr>
+            <w:tcW w:type="dxa" w:w="1361"/>
+          </w:tcPr>
+          <w:p>
+            <w:pPr>
+              <w:spacing w:after="20" w:line="252" w:lineRule="auto"/>
+            </w:pPr>
+            <w:r/>
+            <w:r>
+              <w:rPr>
+                <w:rFonts w:ascii="맑은 고딕" w:hAnsi="맑은 고딕" w:eastAsia="맑은 고딕"/>
+                <w:b w:val="0"/>
+                <w:sz w:val="16"/>
+              </w:rPr>
+              <w:t>침상 수분</w:t>
+            </w:r>
+          </w:p>
+        </w:tc>
+        <w:tc>
+          <w:tcPr>
+            <w:tcW w:type="dxa" w:w="2494"/>
+          </w:tcPr>
+          <w:p>
+            <w:pPr>
+              <w:spacing w:after="20" w:line="252" w:lineRule="auto"/>
+            </w:pPr>
+            <w:r/>
+            <w:r>
+              <w:rPr>
+                <w:rFonts w:ascii="맑은 고딕" w:hAnsi="맑은 고딕" w:eastAsia="맑은 고딕"/>
+                <w:b w:val="0"/>
+                <w:sz w:val="16"/>
+              </w:rPr>
+              <w:t>40~60 %</w:t>
+            </w:r>
+          </w:p>
+        </w:tc>
+        <w:tc>
+          <w:tcPr>
+            <w:tcW w:type="dxa" w:w="2835"/>
+          </w:tcPr>
+          <w:p>
+            <w:pPr>
+              <w:spacing w:after="20" w:line="252" w:lineRule="auto"/>
+            </w:pPr>
+            <w:r/>
+            <w:r>
+              <w:rPr>
+                <w:rFonts w:ascii="맑은 고딕" w:hAnsi="맑은 고딕" w:eastAsia="맑은 고딕"/>
+                <w:b w:val="0"/>
+                <w:sz w:val="16"/>
+              </w:rPr>
+              <w:t>65 % 이하</w:t>
+            </w:r>
+          </w:p>
+        </w:tc>
+        <w:tc>
+          <w:tcPr>
+            <w:tcW w:type="dxa" w:w="2948"/>
+          </w:tcPr>
+          <w:p>
+            <w:pPr>
+              <w:spacing w:after="20" w:line="252" w:lineRule="auto"/>
+            </w:pPr>
+            <w:r/>
+            <w:r>
+              <w:rPr>
+                <w:rFonts w:ascii="맑은 고딕" w:hAnsi="맑은 고딕" w:eastAsia="맑은 고딕"/>
+                <w:b w:val="0"/>
+                <w:sz w:val="16"/>
+              </w:rPr>
+              <w:t>주 1회 측정, 65 % 초과 시 톱밥 보충</w:t>
+            </w:r>
+          </w:p>
+        </w:tc>
+      </w:tr>
+      <w:tr>
+        <w:tc>
+          <w:tcPr>
+            <w:tcW w:type="dxa" w:w="1361"/>
+          </w:tcPr>
+          <w:p>
+            <w:pPr>
+              <w:spacing w:after="20" w:line="252" w:lineRule="auto"/>
+            </w:pPr>
+            <w:r/>
+            <w:r>
+              <w:rPr>
+                <w:rFonts w:ascii="맑은 고딕" w:hAnsi="맑은 고딕" w:eastAsia="맑은 고딕"/>
+                <w:b w:val="0"/>
+                <w:sz w:val="16"/>
+              </w:rPr>
+              <w:t>침상 온도</w:t>
+            </w:r>
+          </w:p>
+        </w:tc>
+        <w:tc>
+          <w:tcPr>
+            <w:tcW w:type="dxa" w:w="2494"/>
+          </w:tcPr>
+          <w:p>
+            <w:pPr>
+              <w:spacing w:after="20" w:line="252" w:lineRule="auto"/>
+            </w:pPr>
+            <w:r/>
+            <w:r>
+              <w:rPr>
+                <w:rFonts w:ascii="맑은 고딕" w:hAnsi="맑은 고딕" w:eastAsia="맑은 고딕"/>
+                <w:b w:val="0"/>
+                <w:sz w:val="16"/>
+              </w:rPr>
+              <w:t>43~55 ℃ (15 cm 깊이)</w:t>
+            </w:r>
+          </w:p>
+        </w:tc>
+        <w:tc>
+          <w:tcPr>
+            <w:tcW w:type="dxa" w:w="2835"/>
+          </w:tcPr>
+          <w:p>
+            <w:pPr>
+              <w:spacing w:after="20" w:line="252" w:lineRule="auto"/>
+            </w:pPr>
+            <w:r/>
+            <w:r>
+              <w:rPr>
+                <w:rFonts w:ascii="맑은 고딕" w:hAnsi="맑은 고딕" w:eastAsia="맑은 고딕"/>
+                <w:b w:val="0"/>
+                <w:sz w:val="16"/>
+              </w:rPr>
+              <w:t>—</w:t>
+            </w:r>
+          </w:p>
+        </w:tc>
+        <w:tc>
+          <w:tcPr>
+            <w:tcW w:type="dxa" w:w="2948"/>
+          </w:tcPr>
+          <w:p>
+            <w:pPr>
+              <w:spacing w:after="20" w:line="252" w:lineRule="auto"/>
+            </w:pPr>
+            <w:r/>
+            <w:r>
+              <w:rPr>
+                <w:rFonts w:ascii="맑은 고딕" w:hAnsi="맑은 고딕" w:eastAsia="맑은 고딕"/>
+                <w:b w:val="0"/>
+                <w:sz w:val="16"/>
+              </w:rPr>
+              <w:t>주 1회 표층·20 cm 측정</w:t>
+            </w:r>
+          </w:p>
+        </w:tc>
+      </w:tr>
+      <w:tr>
+        <w:tc>
+          <w:tcPr>
+            <w:tcW w:type="dxa" w:w="1361"/>
+          </w:tcPr>
+          <w:p>
+            <w:pPr>
+              <w:spacing w:after="20" w:line="252" w:lineRule="auto"/>
+            </w:pPr>
+            <w:r/>
+            <w:r>
+              <w:rPr>
+                <w:rFonts w:ascii="맑은 고딕" w:hAnsi="맑은 고딕" w:eastAsia="맑은 고딕"/>
+                <w:b w:val="0"/>
+                <w:sz w:val="16"/>
+              </w:rPr>
+              <w:t>두당 면적</w:t>
+            </w:r>
+          </w:p>
+        </w:tc>
+        <w:tc>
+          <w:tcPr>
+            <w:tcW w:type="dxa" w:w="2494"/>
+          </w:tcPr>
+          <w:p>
+            <w:pPr>
+              <w:spacing w:after="20" w:line="252" w:lineRule="auto"/>
+            </w:pPr>
+            <w:r/>
+            <w:r>
+              <w:rPr>
+                <w:rFonts w:ascii="맑은 고딕" w:hAnsi="맑은 고딕" w:eastAsia="맑은 고딕"/>
+                <w:b w:val="0"/>
+                <w:sz w:val="16"/>
+              </w:rPr>
+              <w:t>최소 7.4~9.3 m²</w:t>
+            </w:r>
+          </w:p>
+        </w:tc>
+        <w:tc>
+          <w:tcPr>
+            <w:tcW w:type="dxa" w:w="2835"/>
+          </w:tcPr>
+          <w:p>
+            <w:pPr>
+              <w:spacing w:after="20" w:line="252" w:lineRule="auto"/>
+            </w:pPr>
+            <w:r/>
+            <w:r>
+              <w:rPr>
+                <w:rFonts w:ascii="맑은 고딕" w:hAnsi="맑은 고딕" w:eastAsia="맑은 고딕"/>
+                <w:b w:val="0"/>
+                <w:sz w:val="16"/>
+              </w:rPr>
+              <w:t>—</w:t>
+            </w:r>
+          </w:p>
+        </w:tc>
+        <w:tc>
+          <w:tcPr>
+            <w:tcW w:type="dxa" w:w="2948"/>
+          </w:tcPr>
+          <w:p>
+            <w:pPr>
+              <w:spacing w:after="20" w:line="252" w:lineRule="auto"/>
+            </w:pPr>
+            <w:r/>
+            <w:r>
+              <w:rPr>
+                <w:rFonts w:ascii="맑은 고딕" w:hAnsi="맑은 고딕" w:eastAsia="맑은 고딕"/>
+                <w:b w:val="0"/>
+                <w:sz w:val="16"/>
+              </w:rPr>
+              <w:t>착유장 17.3 / 건유·육성우동 24.3 m²/두</w:t>
+            </w:r>
+          </w:p>
+        </w:tc>
+      </w:tr>
+      <w:tr>
+        <w:tc>
+          <w:tcPr>
+            <w:tcW w:type="dxa" w:w="1361"/>
+          </w:tcPr>
+          <w:p>
+            <w:pPr>
+              <w:spacing w:after="20" w:line="252" w:lineRule="auto"/>
+            </w:pPr>
+            <w:r/>
+            <w:r>
+              <w:rPr>
+                <w:rFonts w:ascii="맑은 고딕" w:hAnsi="맑은 고딕" w:eastAsia="맑은 고딕"/>
+                <w:b w:val="0"/>
+                <w:sz w:val="16"/>
+              </w:rPr>
+              <w:t>환기·보충</w:t>
+            </w:r>
+          </w:p>
+        </w:tc>
+        <w:tc>
+          <w:tcPr>
+            <w:tcW w:type="dxa" w:w="2494"/>
+          </w:tcPr>
+          <w:p>
+            <w:pPr>
+              <w:spacing w:after="20" w:line="252" w:lineRule="auto"/>
+            </w:pPr>
+            <w:r/>
+            <w:r>
+              <w:rPr>
+                <w:rFonts w:ascii="맑은 고딕" w:hAnsi="맑은 고딕" w:eastAsia="맑은 고딕"/>
+                <w:b w:val="0"/>
+                <w:sz w:val="16"/>
+              </w:rPr>
+              <w:t>측벽 개방·송풍, 젖으면 2~5일 간격 보충</w:t>
+            </w:r>
+          </w:p>
+        </w:tc>
+        <w:tc>
+          <w:tcPr>
+            <w:tcW w:type="dxa" w:w="2835"/>
+          </w:tcPr>
+          <w:p>
+            <w:pPr>
+              <w:spacing w:after="20" w:line="252" w:lineRule="auto"/>
+            </w:pPr>
+            <w:r/>
+            <w:r>
+              <w:rPr>
+                <w:rFonts w:ascii="맑은 고딕" w:hAnsi="맑은 고딕" w:eastAsia="맑은 고딕"/>
+                <w:b w:val="0"/>
+                <w:sz w:val="16"/>
+              </w:rPr>
+              <w:t>선풍기 적극 활용, 겨울 톱밥 추가</w:t>
+            </w:r>
+          </w:p>
+        </w:tc>
+        <w:tc>
+          <w:tcPr>
+            <w:tcW w:type="dxa" w:w="2948"/>
+          </w:tcPr>
+          <w:p>
+            <w:pPr>
+              <w:spacing w:after="20" w:line="252" w:lineRule="auto"/>
+            </w:pPr>
+            <w:r/>
+            <w:r>
+              <w:rPr>
+                <w:rFonts w:ascii="맑은 고딕" w:hAnsi="맑은 고딕" w:eastAsia="맑은 고딕"/>
+                <w:b w:val="0"/>
+                <w:sz w:val="16"/>
+              </w:rPr>
+              <w:t>베딩 추가는 일지에 m³ 기록</w:t>
+            </w:r>
+          </w:p>
+        </w:tc>
+      </w:tr>
+      <w:tr>
+        <w:tc>
+          <w:tcPr>
+            <w:tcW w:type="dxa" w:w="1361"/>
+          </w:tcPr>
+          <w:p>
+            <w:pPr>
+              <w:spacing w:after="20" w:line="252" w:lineRule="auto"/>
+            </w:pPr>
+            <w:r/>
+            <w:r>
+              <w:rPr>
+                <w:rFonts w:ascii="맑은 고딕" w:hAnsi="맑은 고딕" w:eastAsia="맑은 고딕"/>
+                <w:b w:val="0"/>
+                <w:sz w:val="16"/>
+              </w:rPr>
+              <w:t>퇴비장</w:t>
+            </w:r>
+          </w:p>
+        </w:tc>
+        <w:tc>
+          <w:tcPr>
+            <w:tcW w:type="dxa" w:w="2494"/>
+          </w:tcPr>
+          <w:p>
+            <w:pPr>
+              <w:spacing w:after="20" w:line="252" w:lineRule="auto"/>
+            </w:pPr>
+            <w:r/>
+            <w:r>
+              <w:rPr>
+                <w:rFonts w:ascii="맑은 고딕" w:hAnsi="맑은 고딕" w:eastAsia="맑은 고딕"/>
+                <w:b w:val="0"/>
+                <w:sz w:val="16"/>
+              </w:rPr>
+              <w:t>—</w:t>
+            </w:r>
+          </w:p>
+        </w:tc>
+        <w:tc>
+          <w:tcPr>
+            <w:tcW w:type="dxa" w:w="2835"/>
+          </w:tcPr>
+          <w:p>
+            <w:pPr>
+              <w:spacing w:after="20" w:line="252" w:lineRule="auto"/>
+            </w:pPr>
+            <w:r/>
+            <w:r>
+              <w:rPr>
+                <w:rFonts w:ascii="맑은 고딕" w:hAnsi="맑은 고딕" w:eastAsia="맑은 고딕"/>
+                <w:b w:val="0"/>
+                <w:sz w:val="16"/>
+              </w:rPr>
+              <w:t>수분 70 % 이하 부숙, 피트모스 10 % 혼합, 부숙 퇴비 깔짚 재사용</w:t>
+            </w:r>
+          </w:p>
+        </w:tc>
+        <w:tc>
+          <w:tcPr>
+            <w:tcW w:type="dxa" w:w="2948"/>
+          </w:tcPr>
+          <w:p>
+            <w:pPr>
+              <w:spacing w:after="20" w:line="252" w:lineRule="auto"/>
+            </w:pPr>
+            <w:r/>
+            <w:r>
+              <w:rPr>
+                <w:rFonts w:ascii="맑은 고딕" w:hAnsi="맑은 고딕" w:eastAsia="맑은 고딕"/>
+                <w:b w:val="0"/>
+                <w:sz w:val="16"/>
+              </w:rPr>
+              <w:t>서측 퇴비장 수직형 교반기</w:t>
+            </w:r>
+          </w:p>
+        </w:tc>
+      </w:tr>
+    </w:tbl>
+    <w:p>
+      <w:pPr>
+        <w:spacing w:after="40"/>
+      </w:pPr>
+    </w:p>
+    <w:p>
+      <w:pPr>
+        <w:spacing w:after="60" w:before="0"/>
+      </w:pPr>
+      <w:r>
+        <w:rPr>
+          <w:rFonts w:ascii="맑은 고딕" w:hAnsi="맑은 고딕" w:eastAsia="맑은 고딕"/>
+          <w:b w:val="0"/>
+          <w:sz w:val="17"/>
+        </w:rPr>
+        <w:t>※ 출처: Ontario OMAFRA, Virginia Tech 442-124, Janni et al.(2007, ASABE), Black et al.(2013, J. Dairy Sci.) / HBP: 하현제, 「부엽토식 침상 우사」(2022). 문헌상 교반 시 암모니아 순간 배출이 증가하므로 암모니아는 교반 전·후로 나눠 측정한다. 상세: context/hbp-cbp-standard-context.md</w:t>
+      </w:r>
+    </w:p>
+    <w:p>
+      <w:pPr>
+        <w:keepNext/>
         <w:spacing w:after="100" w:before="200"/>
       </w:pPr>
       <w:r>
@@ -3904,7 +4853,7 @@
                 <w:b w:val="0"/>
                 <w:sz w:val="16"/>
               </w:rPr>
-              <w:t>현행 트랙터 교반과 같거나 더 나은 깔개 상태를 만든다 — 교반 깊이 오차 20 mm 이내 (계획서 목표)</w:t>
+              <w:t>HBP 기준의 깔개 상태를 유지한다 — 깊이 25~30 cm 교반, 오차 20 mm 이내(계획서 목표), 침상 수분 65 % 이하 유지에 기여</w:t>
             </w:r>
           </w:p>
         </w:tc>
@@ -5140,7 +6089,7 @@
                 <w:b w:val="0"/>
                 <w:sz w:val="17"/>
               </w:rPr>
-              <w:t xml:space="preserve"> cm</w:t>
+              <w:t xml:space="preserve"> cm (목표 25~30 cm, CBP 기준)</w:t>
             </w:r>
           </w:p>
         </w:tc>

--- a/deliverables/2026_산자부_마스터연구노트_No2_1일2회교반실증_D2O.docx
+++ b/deliverables/2026_산자부_마스터연구노트_No2_1일2회교반실증_D2O.docx
@@ -5561,7 +5561,7 @@
           <w:b w:val="0"/>
           <w:sz w:val="17"/>
         </w:rPr>
-        <w:t>※ 요구사항 정의서 v1은 12월 제2차 외부 전문가 자문을 거쳐 주관기관(GMW)·충남대에 전달한다. 기술적으로 어떻게 만족시킬지는 개발기관이 회신하며, D2O는 회신 내용을 실증 시나리오에 반영한다.</w:t>
+        <w:t>※ 요구사항 정의서 v1은 12월 초 제2차 외부 전문가 자문을 거쳐 주관기관(GMW)·충남대에 전달한다. 기술적으로 어떻게 만족시킬지는 개발기관이 회신하며, D2O는 회신 내용을 실증 시나리오에 반영한다.</w:t>
       </w:r>
     </w:p>
     <w:p>
@@ -8187,7 +8187,7 @@
                 <w:b w:val="0"/>
                 <w:sz w:val="17"/>
               </w:rPr>
-              <w:t>11월 1주</w:t>
+              <w:t>11월 초</w:t>
             </w:r>
           </w:p>
         </w:tc>
@@ -8206,7 +8206,7 @@
                 <w:b w:val="0"/>
                 <w:sz w:val="17"/>
               </w:rPr>
-              <w:t>실증 깔개 조성(피트모스·깔짚 도입), 투입 당일 연구노트 기록</w:t>
+              <w:t>피트모스·깔짚 일괄 구입·입고(겨울~봄 HBP 침상 준비용), 투입 시 연구노트 기록</w:t>
             </w:r>
           </w:p>
         </w:tc>
@@ -8305,7 +8305,7 @@
                 <w:b w:val="0"/>
                 <w:sz w:val="17"/>
               </w:rPr>
-              <w:t>11월 중순</w:t>
+              <w:t>11월 초</w:t>
             </w:r>
           </w:p>
         </w:tc>
@@ -8324,7 +8324,7 @@
                 <w:b w:val="0"/>
                 <w:sz w:val="17"/>
               </w:rPr>
-              <w:t>제1차 외부 전문가 자문회의 — 측정 설계·SOP 검증</w:t>
+              <w:t>제1차 외부 전문가 자문회의 — 실증 설계·SOP·HBP 운영 기준 검증</w:t>
             </w:r>
           </w:p>
         </w:tc>
@@ -8364,7 +8364,7 @@
                 <w:b w:val="0"/>
                 <w:sz w:val="17"/>
               </w:rPr>
-              <w:t>12월 중순</w:t>
+              <w:t>12월 초</w:t>
             </w:r>
           </w:p>
         </w:tc>
@@ -8383,7 +8383,7 @@
                 <w:b w:val="0"/>
                 <w:sz w:val="17"/>
               </w:rPr>
-              <w:t>제2차 외부 전문가 자문회의 — 기준선 데이터 검토·자율주행 교반장치 요구사항 정의서 v1</w:t>
+              <w:t>제2차 외부 전문가 자문회의 — 11월 기준선 데이터 검토·자율주행 교반장치 요구사항 정의서 v1</w:t>
             </w:r>
           </w:p>
         </w:tc>
@@ -8442,7 +8442,7 @@
                 <w:b w:val="0"/>
                 <w:sz w:val="17"/>
               </w:rPr>
-              <w:t>1차년도 기준선 요약(평균·범위) → 연차보고서 D2O 파트</w:t>
+              <w:t>1차년도 기준선 요약 → 연차보고서 D2O 파트, 연구비 집행 완료</w:t>
             </w:r>
           </w:p>
         </w:tc>

--- a/deliverables/2026_산자부_마스터연구노트_No2_1일2회교반실증_D2O.docx
+++ b/deliverables/2026_산자부_마스터연구노트_No2_1일2회교반실증_D2O.docx
@@ -7622,24 +7622,7 @@
           <w:b w:val="0"/>
           <w:sz w:val="17"/>
         </w:rPr>
-        <w:t xml:space="preserve">※ 수분계·암모니아 측정기·탐침 온도계·깊이 측정봉의 보유 여부를 확인하고, 미보유 시 연구재료비(소모성) 또는 연구활동비 범위 내 구입 여부를 주관기관과 협의한다 </w:t>
-      </w:r>
-      <w:r>
-        <w:rPr>
-          <w:rFonts w:ascii="맑은 고딕" w:hAnsi="맑은 고딕" w:eastAsia="맑은 고딕"/>
-          <w:b w:val="0"/>
-          <w:color w:val="C00000"/>
-          <w:sz w:val="17"/>
-        </w:rPr>
-        <w:t>〔확인〕</w:t>
-      </w:r>
-      <w:r>
-        <w:rPr>
-          <w:rFonts w:ascii="맑은 고딕" w:hAnsi="맑은 고딕" w:eastAsia="맑은 고딕"/>
-          <w:b w:val="0"/>
-          <w:sz w:val="17"/>
-        </w:rPr>
-        <w:t>.</w:t>
+        <w:t>※ 측정장비(휴대용 암모니아 측정기, 침상 수분계, 탐침 온도계, pH 측정기, 온습도 데이터로거, 거리·깊이 측정 도구)는 1년차 연구재료비(장비운행비 중 4,500천원)로 11월 초 구입하여 기준선 측정 개시 전에 갖춘다. 기종·교정일을 부록 2 머리말에 기록한다.</w:t>
       </w:r>
     </w:p>
     <w:p>

--- a/deliverables/2026_산자부_마스터연구노트_No2_1일2회교반실증_D2O.docx
+++ b/deliverables/2026_산자부_마스터연구노트_No2_1일2회교반실증_D2O.docx
@@ -1602,24 +1602,7 @@
           <w:b w:val="0"/>
           <w:sz w:val="17"/>
         </w:rPr>
-        <w:t xml:space="preserve">※ 본 운영 방식은 기존 보고 주기(일일 점검표 → 주간 실증 일지 → 월간 진도보고)를 대체하지 않고 표준화한 것이다. 주관기관(GMW)의 연구노트 운영 기준과 상충 여부를 </w:t>
-      </w:r>
-      <w:r>
-        <w:rPr>
-          <w:rFonts w:ascii="맑은 고딕" w:hAnsi="맑은 고딕" w:eastAsia="맑은 고딕"/>
-          <w:b w:val="0"/>
-          <w:color w:val="C00000"/>
-          <w:sz w:val="17"/>
-        </w:rPr>
-        <w:t>〔확인일〕</w:t>
-      </w:r>
-      <w:r>
-        <w:rPr>
-          <w:rFonts w:ascii="맑은 고딕" w:hAnsi="맑은 고딕" w:eastAsia="맑은 고딕"/>
-          <w:b w:val="0"/>
-          <w:sz w:val="17"/>
-        </w:rPr>
-        <w:t>에 확인한다.</w:t>
+        <w:t>※ 본 운영 방식은 ㈜디투오의 기존 보고 주기(일일 점검표 → 주간 실증 일지 → 월간 진도보고)를 표준화한 것이며, 주관기관(GMW)의 연구노트 운영 기준을 따른다.</w:t>
       </w:r>
     </w:p>
     <w:p>
@@ -2494,7 +2477,7 @@
           <w:b w:val="0"/>
           <w:sz w:val="18"/>
         </w:rPr>
-        <w:t>근거: 연구책임자 손도면 1·2차(2026. 9. 21.) 및 개념 평면도 v3. 아래 '확인 필요' 항목은 11월 실측으로 확정하고 마스터를 개정한다.</w:t>
+        <w:t>근거: 연구책임자 작성 우사 도면 1·2차(2026. 9. 21.) 및 평면도 v3. 미확정 항목은 11월 실측으로 확정하고 마스터를 개정한다.</w:t>
       </w:r>
     </w:p>
     <w:p>
@@ -3523,7 +3506,7 @@
           <w:b w:val="0"/>
           <w:sz w:val="18"/>
         </w:rPr>
-        <w:t>확인 필요: ① 기둥 실제 위치(줄자 실측) ② 착유 대기·이동 통로 경계 ③ 로터리 작업폭 ④ 퇴비장 교반기·반입구 위치 → 11월 2주 실측 후 v1.1 개정.</w:t>
+        <w:t>실측 예정 항목: ① 기둥 실제 위치(줄자 실측) ② 착유 대기·이동 통로 경계 ③ 로터리 작업폭 ④ 퇴비장 교반기·반입구 위치 → 11월 2주 실측 후 v1.1 개정.</w:t>
       </w:r>
     </w:p>
     <w:p>
@@ -3606,7 +3589,7 @@
                 <w:b/>
                 <w:sz w:val="16"/>
               </w:rPr>
-              <w:t>CBP 국제 기준 (문헌)</w:t>
+              <w:t>CBP 국제 기준</w:t>
             </w:r>
           </w:p>
         </w:tc>
@@ -4371,7 +4354,7 @@
           <w:b w:val="0"/>
           <w:sz w:val="17"/>
         </w:rPr>
-        <w:t>※ 출처: Ontario OMAFRA, Virginia Tech 442-124, Janni et al.(2007, ASABE), Black et al.(2013, J. Dairy Sci.) / HBP: 하현제, 「부엽토식 침상 우사」(2022). 문헌상 교반 시 암모니아 순간 배출이 증가하므로 암모니아는 교반 전·후로 나눠 측정한다. 상세: context/hbp-cbp-standard-context.md</w:t>
+        <w:t>※ 참고문헌: Ontario OMAFRA, Virginia Tech 442-124, Janni et al.(2007, ASABE), Black et al.(2013, J. Dairy Sci.) / HBP: 하현제, 「부엽토식 침상 우사」(2022). 문헌상 교반 시 암모니아 순간 배출이 증가하므로 암모니아는 교반 전·후로 나눠 측정한다.</w:t>
       </w:r>
     </w:p>
     <w:p>
@@ -6354,7 +6337,7 @@
           <w:b w:val="0"/>
           <w:sz w:val="19"/>
         </w:rPr>
-        <w:t>• 참고(계획 단계 예시): 1,368 m²를 30분에 교반하면 약 2,736 m²/hr — '회당 약 30분'은 구두 기준값이므로 실측으로 확정한다. 로봇 1차년도 목표(1,500 m²/hr)와의 차이는 '무인 작업으로 사람 투입 0'이라는 가치와 함께 해석한다.</w:t>
+        <w:t>• 참고: 현행 작업시간(회당 약 30분)으로 환산하면 1,368 m² 기준 약 2,736 m²/hr이며, 11월 실측값으로 확정한다. 장치의 1차년도 목표(1,500 m²/hr)는 무인 작업(작업자 투입 없음)을 전제로 수동 기준선과 함께 비교한다.</w:t>
       </w:r>
     </w:p>
     <w:p>

--- a/deliverables/2026_산자부_마스터연구노트_No2_1일2회교반실증_D2O.docx
+++ b/deliverables/2026_산자부_마스터연구노트_No2_1일2회교반실증_D2O.docx
@@ -584,7 +584,7 @@
                 <w:b w:val="0"/>
                 <w:sz w:val="19"/>
               </w:rPr>
-              <w:t>갈전구리(자율주행 교반장치) 실증 테스트 및 영업·홍보 (장치 개발: 충남대·GMW)</w:t>
+              <w:t>갈전구리(자율주행 교반장치) 실증 및 테스트, 영업·판매(홍보·교육 포함) (장치 개발: 충남대·GMW)</w:t>
             </w:r>
           </w:p>
         </w:tc>
@@ -799,7 +799,7 @@
         </w:rPr>
         <w:t>6. 측정 항목·주기·방법</w:t>
         <w:tab/>
-        <w:t>6</w:t>
+        <w:t>7</w:t>
       </w:r>
     </w:p>
     <w:p>
@@ -1530,6 +1530,20 @@
           <w:b w:val="0"/>
           <w:sz w:val="20"/>
         </w:rPr>
+        <w:t>• 본 마스터 노트는 2026. 9.부터 운영 중인 일일 깔개 관리 점검표(9개 항목: 작업 동선, 회전반경, 베딩 두께, 로터리 회전수, 교반 깊이, 수분, 베딩 추가, 냄새, 사용기간 — 중간점검 제출자료 2026. 9. 21.)를 1일 2회 표준 절차로 고도화한 것이며, 9개 항목은 일지·표준값·주간 측정표에 모두 포함된다.</w:t>
+      </w:r>
+    </w:p>
+    <w:p>
+      <w:pPr>
+        <w:spacing w:after="60" w:before="0"/>
+        <w:ind w:left="227" w:hanging="198"/>
+      </w:pPr>
+      <w:r>
+        <w:rPr>
+          <w:rFonts w:ascii="맑은 고딕" w:hAnsi="맑은 고딕" w:eastAsia="맑은 고딕"/>
+          <w:b w:val="0"/>
+          <w:sz w:val="20"/>
+        </w:rPr>
         <w:t>• 일지는 연구노트의 첨부(별책)로 철하고, 주간 연구노트 요약에 해당 일지 쪽번호·사진 파일번호를 적어 연결한다.</w:t>
       </w:r>
     </w:p>
@@ -5544,6 +5558,19 @@
           <w:b w:val="0"/>
           <w:sz w:val="17"/>
         </w:rPr>
+        <w:t>※ 본 요구사항은 중간점검(2026. 9. 21.)·수행기관 간담회(2026. 9. 30.)에서 제시한 로봇 핵심 요구(기둥·소 회피, 작업 구역 형상, 56 HP 트랙터 수작업과 동등한 교반 깊이·품질, 매일 1~2회 예약 작업)를 수요자 관점에서 구체화한 것이다. 작업기 출력(56 HP 대비 30 HP급) 적정성은 GMW 검토 사항이며, D2O는 현행 트랙터 작업 조건(교반 깊이·회전수·속도) 실측값을 제공한다.</w:t>
+      </w:r>
+    </w:p>
+    <w:p>
+      <w:pPr>
+        <w:spacing w:after="60" w:before="0"/>
+      </w:pPr>
+      <w:r>
+        <w:rPr>
+          <w:rFonts w:ascii="맑은 고딕" w:hAnsi="맑은 고딕" w:eastAsia="맑은 고딕"/>
+          <w:b w:val="0"/>
+          <w:sz w:val="17"/>
+        </w:rPr>
         <w:t>※ 요구사항 정의서 v1은 12월 초 제2차 외부 전문가 자문을 거쳐 주관기관(GMW)·충남대에 전달한다. 기술적으로 어떻게 만족시킬지는 개발기관이 회신하며, D2O는 회신 내용을 실증 시나리오에 반영한다.</w:t>
       </w:r>
     </w:p>
@@ -6111,6 +6138,110 @@
                 <w:sz w:val="17"/>
               </w:rPr>
               <w:t>주 1회 실측 검증</w:t>
+            </w:r>
+          </w:p>
+        </w:tc>
+      </w:tr>
+      <w:tr>
+        <w:tc>
+          <w:tcPr>
+            <w:tcW w:type="dxa" w:w="1871"/>
+          </w:tcPr>
+          <w:p>
+            <w:pPr>
+              <w:spacing w:after="20" w:line="252" w:lineRule="auto"/>
+            </w:pPr>
+            <w:r/>
+            <w:r>
+              <w:rPr>
+                <w:rFonts w:ascii="맑은 고딕" w:hAnsi="맑은 고딕" w:eastAsia="맑은 고딕"/>
+                <w:b w:val="0"/>
+                <w:sz w:val="17"/>
+              </w:rPr>
+              <w:t>트랙터 작업 조건 (로터리 회전수 / 주행 단수)</w:t>
+            </w:r>
+          </w:p>
+        </w:tc>
+        <w:tc>
+          <w:tcPr>
+            <w:tcW w:type="dxa" w:w="3175"/>
+          </w:tcPr>
+          <w:p>
+            <w:pPr>
+              <w:spacing w:after="20" w:line="252" w:lineRule="auto"/>
+            </w:pPr>
+            <w:r/>
+            <w:r>
+              <w:rPr>
+                <w:rFonts w:ascii="맑은 고딕" w:hAnsi="맑은 고딕" w:eastAsia="맑은 고딕"/>
+                <w:b w:val="0"/>
+                <w:color w:val="C00000"/>
+                <w:sz w:val="17"/>
+              </w:rPr>
+              <w:t>〔 〕</w:t>
+            </w:r>
+            <w:r>
+              <w:rPr>
+                <w:rFonts w:ascii="맑은 고딕" w:hAnsi="맑은 고딕" w:eastAsia="맑은 고딕"/>
+                <w:b w:val="0"/>
+                <w:sz w:val="17"/>
+              </w:rPr>
+              <w:t xml:space="preserve"> rpm / </w:t>
+            </w:r>
+            <w:r>
+              <w:rPr>
+                <w:rFonts w:ascii="맑은 고딕" w:hAnsi="맑은 고딕" w:eastAsia="맑은 고딕"/>
+                <w:b w:val="0"/>
+                <w:color w:val="C00000"/>
+                <w:sz w:val="17"/>
+              </w:rPr>
+              <w:t>〔 〕</w:t>
+            </w:r>
+            <w:r>
+              <w:rPr>
+                <w:rFonts w:ascii="맑은 고딕" w:hAnsi="맑은 고딕" w:eastAsia="맑은 고딕"/>
+                <w:b w:val="0"/>
+                <w:sz w:val="17"/>
+              </w:rPr>
+              <w:t>단</w:t>
+            </w:r>
+          </w:p>
+        </w:tc>
+        <w:tc>
+          <w:tcPr>
+            <w:tcW w:type="dxa" w:w="2154"/>
+          </w:tcPr>
+          <w:p>
+            <w:pPr>
+              <w:spacing w:after="20" w:line="252" w:lineRule="auto"/>
+            </w:pPr>
+            <w:r/>
+            <w:r>
+              <w:rPr>
+                <w:rFonts w:ascii="맑은 고딕" w:hAnsi="맑은 고딕" w:eastAsia="맑은 고딕"/>
+                <w:b w:val="0"/>
+                <w:sz w:val="17"/>
+              </w:rPr>
+              <w:t>동일</w:t>
+            </w:r>
+          </w:p>
+        </w:tc>
+        <w:tc>
+          <w:tcPr>
+            <w:tcW w:type="dxa" w:w="2438"/>
+          </w:tcPr>
+          <w:p>
+            <w:pPr>
+              <w:spacing w:after="20" w:line="252" w:lineRule="auto"/>
+            </w:pPr>
+            <w:r/>
+            <w:r>
+              <w:rPr>
+                <w:rFonts w:ascii="맑은 고딕" w:hAnsi="맑은 고딕" w:eastAsia="맑은 고딕"/>
+                <w:b w:val="0"/>
+                <w:sz w:val="17"/>
+              </w:rPr>
+              <w:t>현행 작업 기록(점검 항목 ④)</w:t>
             </w:r>
           </w:p>
         </w:tc>
@@ -6567,7 +6698,7 @@
                 <w:b w:val="0"/>
                 <w:sz w:val="17"/>
               </w:rPr>
-              <w:t>표준 작업 동일 여부(시각·순서·경로·깊이)</w:t>
+              <w:t>표준 작업 동일 여부(시각·순서·경로·깊이·회전수)</w:t>
             </w:r>
           </w:p>
         </w:tc>
@@ -6977,6 +7108,84 @@
                 <w:sz w:val="17"/>
               </w:rPr>
               <w:t>℃ / 두 / ☐ 체크</w:t>
+            </w:r>
+          </w:p>
+        </w:tc>
+        <w:tc>
+          <w:tcPr>
+            <w:tcW w:type="dxa" w:w="1814"/>
+          </w:tcPr>
+          <w:p>
+            <w:pPr>
+              <w:spacing w:after="20" w:line="252" w:lineRule="auto"/>
+            </w:pPr>
+            <w:r/>
+            <w:r>
+              <w:rPr>
+                <w:rFonts w:ascii="맑은 고딕" w:hAnsi="맑은 고딕" w:eastAsia="맑은 고딕"/>
+                <w:b w:val="0"/>
+                <w:sz w:val="17"/>
+              </w:rPr>
+              <w:t>부록 1</w:t>
+            </w:r>
+          </w:p>
+        </w:tc>
+      </w:tr>
+      <w:tr>
+        <w:tc>
+          <w:tcPr>
+            <w:tcW w:type="dxa" w:w="2041"/>
+          </w:tcPr>
+          <w:p>
+            <w:pPr>
+              <w:spacing w:after="20" w:line="252" w:lineRule="auto"/>
+            </w:pPr>
+            <w:r/>
+            <w:r>
+              <w:rPr>
+                <w:rFonts w:ascii="맑은 고딕" w:hAnsi="맑은 고딕" w:eastAsia="맑은 고딕"/>
+                <w:b w:val="0"/>
+                <w:sz w:val="17"/>
+              </w:rPr>
+              <w:t>매일</w:t>
+            </w:r>
+          </w:p>
+        </w:tc>
+        <w:tc>
+          <w:tcPr>
+            <w:tcW w:type="dxa" w:w="3175"/>
+          </w:tcPr>
+          <w:p>
+            <w:pPr>
+              <w:spacing w:after="20" w:line="252" w:lineRule="auto"/>
+            </w:pPr>
+            <w:r/>
+            <w:r>
+              <w:rPr>
+                <w:rFonts w:ascii="맑은 고딕" w:hAnsi="맑은 고딕" w:eastAsia="맑은 고딕"/>
+                <w:b w:val="0"/>
+                <w:sz w:val="17"/>
+              </w:rPr>
+              <w:t>베딩 사용 경과일 (최종 투입일 기준)</w:t>
+            </w:r>
+          </w:p>
+        </w:tc>
+        <w:tc>
+          <w:tcPr>
+            <w:tcW w:type="dxa" w:w="2608"/>
+          </w:tcPr>
+          <w:p>
+            <w:pPr>
+              <w:spacing w:after="20" w:line="252" w:lineRule="auto"/>
+            </w:pPr>
+            <w:r/>
+            <w:r>
+              <w:rPr>
+                <w:rFonts w:ascii="맑은 고딕" w:hAnsi="맑은 고딕" w:eastAsia="맑은 고딕"/>
+                <w:b w:val="0"/>
+                <w:sz w:val="17"/>
+              </w:rPr>
+              <w:t>일</w:t>
             </w:r>
           </w:p>
         </w:tc>
@@ -7605,7 +7814,7 @@
           <w:b w:val="0"/>
           <w:sz w:val="17"/>
         </w:rPr>
-        <w:t>※ 측정장비(휴대용 암모니아 측정기, 침상 수분계, 탐침 온도계, pH 측정기, 온습도 데이터로거, 거리·깊이 측정 도구)는 1년차 연구재료비(장비운행비 중 4,500천원)로 11월 초 구입하여 기준선 측정 개시 전에 갖춘다. 기종·교정일을 부록 2 머리말에 기록한다.</w:t>
+        <w:t>※ 중간점검(2026. 9. 21.) 시 도입 검토 사항이던 측정장비(휴대용 암모니아 측정기, 침상 수분계, 탐침 온도계, pH 측정기, 온습도 데이터로거, 거리·깊이 측정 도구)는 1년차 연구재료비(장비운행비 중 4,500천원)로 11월 초 구입하여 기준선 측정 개시 전에 갖춘다. 기종·교정일을 부록 2 머리말에 기록한다.</w:t>
       </w:r>
     </w:p>
     <w:p>
@@ -8094,7 +8303,7 @@
                 <w:b w:val="0"/>
                 <w:sz w:val="17"/>
               </w:rPr>
-              <w:t>2026. 10. 30.</w:t>
+              <w:t>2026. 9. 21.</w:t>
             </w:r>
           </w:p>
         </w:tc>
@@ -8113,7 +8322,7 @@
                 <w:b w:val="0"/>
                 <w:sz w:val="17"/>
               </w:rPr>
-              <w:t>KIAT 현장점검 — 본 마스터 연구노트·일지 양식 제시</w:t>
+              <w:t>실증지 정의·베딩 운영·일일 점검(9개 항목) 운영 — 중간점검 제출</w:t>
             </w:r>
           </w:p>
         </w:tc>
@@ -8132,7 +8341,7 @@
                 <w:b w:val="0"/>
                 <w:sz w:val="17"/>
               </w:rPr>
-              <w:t>연구노트 No.1, 집행계획</w:t>
+              <w:t>중간점검 제출자료</w:t>
             </w:r>
           </w:p>
         </w:tc>
@@ -8153,7 +8362,7 @@
                 <w:b w:val="0"/>
                 <w:sz w:val="17"/>
               </w:rPr>
-              <w:t>11월 초</w:t>
+              <w:t>2026. 10. 30.</w:t>
             </w:r>
           </w:p>
         </w:tc>
@@ -8172,7 +8381,7 @@
                 <w:b w:val="0"/>
                 <w:sz w:val="17"/>
               </w:rPr>
-              <w:t>피트모스·깔짚 일괄 구입·입고(겨울~봄 HBP 침상 준비용), 투입 시 연구노트 기록</w:t>
+              <w:t>KIAT 현장점검 — 본 마스터 연구노트·일지 양식 제시</w:t>
             </w:r>
           </w:p>
         </w:tc>
@@ -8191,7 +8400,7 @@
                 <w:b w:val="0"/>
                 <w:sz w:val="17"/>
               </w:rPr>
-              <w:t>연구노트 No.1-07, 발주·납품 증빙</w:t>
+              <w:t>연구노트 No.1, 집행계획</w:t>
             </w:r>
           </w:p>
         </w:tc>
@@ -8212,6 +8421,65 @@
                 <w:b w:val="0"/>
                 <w:sz w:val="17"/>
               </w:rPr>
+              <w:t>11월 초</w:t>
+            </w:r>
+          </w:p>
+        </w:tc>
+        <w:tc>
+          <w:tcPr>
+            <w:tcW w:type="dxa" w:w="5329"/>
+          </w:tcPr>
+          <w:p>
+            <w:pPr>
+              <w:spacing w:after="20" w:line="252" w:lineRule="auto"/>
+            </w:pPr>
+            <w:r/>
+            <w:r>
+              <w:rPr>
+                <w:rFonts w:ascii="맑은 고딕" w:hAnsi="맑은 고딕" w:eastAsia="맑은 고딕"/>
+                <w:b w:val="0"/>
+                <w:sz w:val="17"/>
+              </w:rPr>
+              <w:t>피트모스·깔짚 일괄 구입·입고(겨울~봄 HBP 침상 준비용), 투입 시 연구노트 기록</w:t>
+            </w:r>
+          </w:p>
+        </w:tc>
+        <w:tc>
+          <w:tcPr>
+            <w:tcW w:type="dxa" w:w="2721"/>
+          </w:tcPr>
+          <w:p>
+            <w:pPr>
+              <w:spacing w:after="20" w:line="252" w:lineRule="auto"/>
+            </w:pPr>
+            <w:r/>
+            <w:r>
+              <w:rPr>
+                <w:rFonts w:ascii="맑은 고딕" w:hAnsi="맑은 고딕" w:eastAsia="맑은 고딕"/>
+                <w:b w:val="0"/>
+                <w:sz w:val="17"/>
+              </w:rPr>
+              <w:t>연구노트 No.1-07, 발주·납품 증빙</w:t>
+            </w:r>
+          </w:p>
+        </w:tc>
+      </w:tr>
+      <w:tr>
+        <w:tc>
+          <w:tcPr>
+            <w:tcW w:type="dxa" w:w="1587"/>
+          </w:tcPr>
+          <w:p>
+            <w:pPr>
+              <w:spacing w:after="20" w:line="252" w:lineRule="auto"/>
+            </w:pPr>
+            <w:r/>
+            <w:r>
+              <w:rPr>
+                <w:rFonts w:ascii="맑은 고딕" w:hAnsi="맑은 고딕" w:eastAsia="맑은 고딕"/>
+                <w:b w:val="0"/>
+                <w:sz w:val="17"/>
+              </w:rPr>
               <w:t>11월 2주</w:t>
             </w:r>
           </w:p>
@@ -8231,7 +8499,7 @@
                 <w:b w:val="0"/>
                 <w:sz w:val="17"/>
               </w:rPr>
-              <w:t>우사 실측(기둥·경계·작업폭), 마스터 v1.1 개정, 1일 2회 일지 개시</w:t>
+              <w:t>우사 실측(기둥·경계·작업폭), 마스터 v1.1 개정, 1일 2회 표준 일지로 전환(9월부터 운영 중인 일일 점검 연속)</w:t>
             </w:r>
           </w:p>
         </w:tc>
@@ -9239,7 +9507,24 @@
           <w:b w:val="0"/>
           <w:sz w:val="18"/>
         </w:rPr>
-        <w:t xml:space="preserve">   일지 쪽번호: </w:t>
+        <w:t xml:space="preserve">   베딩 사용 경과일: </w:t>
+      </w:r>
+      <w:r>
+        <w:rPr>
+          <w:rFonts w:ascii="맑은 고딕" w:hAnsi="맑은 고딕" w:eastAsia="맑은 고딕"/>
+          <w:b w:val="0"/>
+          <w:color w:val="C00000"/>
+          <w:sz w:val="18"/>
+        </w:rPr>
+        <w:t>〔  〕</w:t>
+      </w:r>
+      <w:r>
+        <w:rPr>
+          <w:rFonts w:ascii="맑은 고딕" w:hAnsi="맑은 고딕" w:eastAsia="맑은 고딕"/>
+          <w:b w:val="0"/>
+          <w:sz w:val="18"/>
+        </w:rPr>
+        <w:t xml:space="preserve">일   일지 쪽번호: </w:t>
       </w:r>
       <w:r>
         <w:rPr>
@@ -9682,7 +9967,7 @@
                 <w:b/>
                 <w:sz w:val="17"/>
               </w:rPr>
-              <w:t>표준 작업 동일 (순서·경로·깊이)</w:t>
+              <w:t>표준 작업 동일 (순서·경로·깊이·회전수)</w:t>
             </w:r>
           </w:p>
         </w:tc>

--- a/deliverables/2026_산자부_마스터연구노트_No2_1일2회교반실증_D2O.docx
+++ b/deliverables/2026_산자부_마스터연구노트_No2_1일2회교반실증_D2O.docx
@@ -353,16 +353,7 @@
                 <w:b w:val="0"/>
                 <w:sz w:val="19"/>
               </w:rPr>
-              <w:t xml:space="preserve">송영신(대표), 신규 채용 과장 </w:t>
-            </w:r>
-            <w:r>
-              <w:rPr>
-                <w:rFonts w:ascii="맑은 고딕" w:hAnsi="맑은 고딕" w:eastAsia="맑은 고딕"/>
-                <w:b w:val="0"/>
-                <w:color w:val="C00000"/>
-                <w:sz w:val="19"/>
-              </w:rPr>
-              <w:t>〔성명 기재〕</w:t>
+              <w:t>송영신(이사), 하현숙(과장)</w:t>
             </w:r>
           </w:p>
         </w:tc>
@@ -7984,7 +7975,7 @@
                 <w:b w:val="0"/>
                 <w:sz w:val="17"/>
               </w:rPr>
-              <w:t>대표 / 참여연구원</w:t>
+              <w:t>참여연구원(이사)</w:t>
             </w:r>
           </w:p>
         </w:tc>
@@ -8060,10 +8051,9 @@
               <w:rPr>
                 <w:rFonts w:ascii="맑은 고딕" w:hAnsi="맑은 고딕" w:eastAsia="맑은 고딕"/>
                 <w:b w:val="0"/>
-                <w:color w:val="C00000"/>
-                <w:sz w:val="17"/>
-              </w:rPr>
-              <w:t>〔성명〕</w:t>
+                <w:sz w:val="17"/>
+              </w:rPr>
+              <w:t>하현숙</w:t>
             </w:r>
           </w:p>
         </w:tc>
@@ -14841,10 +14831,9 @@
               <w:rPr>
                 <w:rFonts w:ascii="맑은 고딕" w:hAnsi="맑은 고딕" w:eastAsia="맑은 고딕"/>
                 <w:b w:val="0"/>
-                <w:color w:val="C00000"/>
                 <w:sz w:val="18"/>
               </w:rPr>
-              <w:t>〔과장〕</w:t>
+              <w:t>하현숙</w:t>
             </w:r>
           </w:p>
         </w:tc>

--- a/deliverables/2026_산자부_마스터연구노트_No2_1일2회교반실증_D2O.docx
+++ b/deliverables/2026_산자부_마스터연구노트_No2_1일2회교반실증_D2O.docx
@@ -3434,7 +3434,7 @@
                 <w:b w:val="0"/>
                 <w:sz w:val="17"/>
               </w:rPr>
-              <w:t>56 HP 트랙터 + 로터리</w:t>
+              <w:t>대동 DK600 트랙터(56 HP) + 로터리</w:t>
             </w:r>
           </w:p>
         </w:tc>
@@ -3458,23 +3458,6 @@
               <w:spacing w:after="20" w:line="252" w:lineRule="auto"/>
             </w:pPr>
             <w:r/>
-            <w:r>
-              <w:rPr>
-                <w:rFonts w:ascii="맑은 고딕" w:hAnsi="맑은 고딕" w:eastAsia="맑은 고딕"/>
-                <w:b w:val="0"/>
-                <w:color w:val="C00000"/>
-                <w:sz w:val="17"/>
-              </w:rPr>
-              <w:t>〔트랙터 모델〕</w:t>
-            </w:r>
-            <w:r>
-              <w:rPr>
-                <w:rFonts w:ascii="맑은 고딕" w:hAnsi="맑은 고딕" w:eastAsia="맑은 고딕"/>
-                <w:b w:val="0"/>
-                <w:sz w:val="17"/>
-              </w:rPr>
-              <w:t xml:space="preserve"> / </w:t>
-            </w:r>
             <w:r>
               <w:rPr>
                 <w:rFonts w:ascii="맑은 고딕" w:hAnsi="맑은 고딕" w:eastAsia="맑은 고딕"/>
